--- a/PRESENTATION_GUIDE_HIEU.docx
+++ b/PRESENTATION_GUIDE_HIEU.docx
@@ -2,994 +2,586 @@
 <file path=word/document.xml><?xml version="1.0" encoding="utf-8"?>
 <w:document xmlns:wpc="http://schemas.microsoft.com/office/word/2010/wordprocessingCanvas" xmlns:mo="http://schemas.microsoft.com/office/mac/office/2008/main" xmlns:mc="http://schemas.openxmlformats.org/markup-compatibility/2006" xmlns:mv="urn:schemas-microsoft-com:mac:vml" xmlns:o="urn:schemas-microsoft-com:office:office" xmlns:r="http://schemas.openxmlformats.org/officeDocument/2006/relationships" xmlns:m="http://schemas.openxmlformats.org/officeDocument/2006/math" xmlns:v="urn:schemas-microsoft-com:vml" xmlns:wp14="http://schemas.microsoft.com/office/word/2010/wordprocessingDrawing" xmlns:wp="http://schemas.openxmlformats.org/drawingml/2006/wordprocessingDrawing" xmlns:w10="urn:schemas-microsoft-com:office:word" xmlns:w="http://schemas.openxmlformats.org/wordprocessingml/2006/main" xmlns:w14="http://schemas.microsoft.com/office/word/2010/wordml" xmlns:wpg="http://schemas.microsoft.com/office/word/2010/wordprocessingGroup" xmlns:wpi="http://schemas.microsoft.com/office/word/2010/wordprocessingInk" xmlns:wne="http://schemas.microsoft.com/office/word/2006/wordml" xmlns:wps="http://schemas.microsoft.com/office/word/2010/wordprocessingShape" mc:Ignorable="w14 wp14">
   <w:body>
+    <w:tbl>
+      <w:tblPr>
+        <w:tblW w:type="auto" w:w="0"/>
+        <w:jc w:val="center"/>
+        <w:tblLook w:firstColumn="1" w:firstRow="1" w:lastColumn="0" w:lastRow="0" w:noHBand="0" w:noVBand="1" w:val="04A0"/>
+      </w:tblPr>
+      <w:tblGrid>
+        <w:gridCol w:w="9936"/>
+      </w:tblGrid>
+      <w:tr>
+        <w:tc>
+          <w:tcPr>
+            <w:tcW w:type="dxa" w:w="9936"/>
+            <w:shd w:fill="0f172a"/>
+            <w:tcMar>
+              <w:top w:w="200" w:type="dxa"/>
+              <w:bottom w:w="200" w:type="dxa"/>
+              <w:left w:w="240" w:type="dxa"/>
+              <w:right w:w="240" w:type="dxa"/>
+            </w:tcMar>
+          </w:tcPr>
+          <w:p>
+            <w:pPr>
+              <w:jc w:val="left"/>
+            </w:pPr>
+            <w:r>
+              <w:rPr>
+                <w:rFonts w:ascii="Calibri" w:hAnsi="Calibri"/>
+                <w:b/>
+                <w:color w:val="93C5FD"/>
+                <w:sz w:val="17"/>
+              </w:rPr>
+              <w:t>M9: INTRODUCTION TO MACHINE LEARNING · FINAL PRESENTATION DECK</w:t>
+              <w:br/>
+            </w:r>
+            <w:r>
+              <w:rPr>
+                <w:rFonts w:ascii="Calibri" w:hAnsi="Calibri"/>
+                <w:b/>
+                <w:color w:val="FFFFFF"/>
+                <w:sz w:val="32"/>
+              </w:rPr>
+              <w:t>PART 2: INDIVIDUALIZED CATE, T-LEARNER VS S-LEARNER &amp; SHAP RECEIPTS</w:t>
+              <w:br/>
+            </w:r>
+            <w:r>
+              <w:rPr>
+                <w:rFonts w:ascii="Calibri" w:hAnsi="Calibri"/>
+                <w:color w:val="CBD5E1"/>
+                <w:sz w:val="21"/>
+              </w:rPr>
+              <w:t>Detailed Presentation Script &amp; Interactive Demo Guide (3 Unified Chapters)</w:t>
+              <w:br/>
+              <w:br/>
+            </w:r>
+            <w:r>
+              <w:rPr>
+                <w:rFonts w:ascii="Calibri" w:hAnsi="Calibri"/>
+                <w:b/>
+                <w:color w:val="FBBF24"/>
+                <w:sz w:val="19"/>
+              </w:rPr>
+              <w:t>👤 Presenter: Đặng Trung Hiếu  |  🎯 Role: Precision CATE Modeling &amp; Tree Explainability</w:t>
+              <w:br/>
+              <w:t>🆔 Student ID: 20225003  |  ✉️ Email: 20225003@student.vgu.edu.vn  |  ⏱️ Duration: 5.0 Mins</w:t>
+            </w:r>
+          </w:p>
+        </w:tc>
+      </w:tr>
+    </w:tbl>
+    <w:p/>
     <w:p>
       <w:pPr>
-        <w:jc w:val="center"/>
-      </w:pPr>
-      <w:r>
-        <w:rPr>
-          <w:b/>
-          <w:color w:val="2563EB"/>
-          <w:sz w:val="20"/>
-        </w:rPr>
-        <w:t>AI FOR MEDICAL TREATMENT · COURSE 3 PRESENTATION</w:t>
-        <w:br/>
-      </w:r>
-      <w:r>
-        <w:rPr>
-          <w:b/>
-          <w:color w:val="0F172A"/>
-          <w:sz w:val="32"/>
-        </w:rPr>
-        <w:t>KỊCH BẢN THUYẾT TRÌNH &amp; DEMO CHI TIẾT (5 PHÚT)</w:t>
-        <w:br/>
-      </w:r>
-      <w:r>
-        <w:rPr>
-          <w:i/>
-          <w:color w:val="475569"/>
-          <w:sz w:val="22"/>
-        </w:rPr>
-        <w:t>Người trình bày: Hiếu (Treatment Effect Modeling &amp; Evaluation)</w:t>
-        <w:br/>
-        <w:t>Chủ đề: Mô Hình CATE, So Sánh T-Learner vs S-Learner, Đánh Giá Matched Pairs &amp; Giải Thích TreeSHAP</w:t>
-      </w:r>
-    </w:p>
-    <w:p>
-      <w:pPr>
-        <w:spacing w:after="120"/>
-      </w:pPr>
-    </w:p>
-    <w:p>
-      <w:pPr>
+        <w:keepNext/>
         <w:spacing w:before="280" w:after="80"/>
       </w:pPr>
       <w:r>
         <w:rPr>
-          <w:b/>
-          <w:color w:val="1E3A8A"/>
-          <w:sz w:val="26"/>
-        </w:rPr>
-        <w:t>📍 BƯỚC 1: ĐẶC TRƯNG BỆNH NHÂN &amp; MÔ HÌNH NGUY CƠ NỀN</w:t>
-      </w:r>
-      <w:r>
-        <w:rPr>
+          <w:rFonts w:ascii="Calibri" w:hAnsi="Calibri"/>
           <w:b/>
           <w:color w:val="059669"/>
-          <w:sz w:val="20"/>
+          <w:sz w:val="24"/>
         </w:rPr>
-        <w:t xml:space="preserve">  [⏱️ Thời lượng: ~1 phút 15 giây]</w:t>
-      </w:r>
-    </w:p>
-    <w:p>
-      <w:pPr>
-        <w:spacing w:after="80"/>
-      </w:pPr>
-      <w:r>
-        <w:rPr>
-          <w:b/>
-          <w:color w:val="0F172A"/>
-          <w:sz w:val="21"/>
-        </w:rPr>
-        <w:t>🖥️ Thao tác trực tiếp trên màn hình Demo:</w:t>
-      </w:r>
-    </w:p>
-    <w:p>
-      <w:pPr>
-        <w:pStyle w:val="ListBullet"/>
-        <w:spacing w:after="40"/>
-      </w:pPr>
-      <w:r>
-        <w:rPr>
-          <w:sz w:val="20"/>
-        </w:rPr>
-        <w:t>Bấm vào bước '1. Patient Covariates &amp; Baseline Risk' trên thanh Pipeline.</w:t>
-      </w:r>
-    </w:p>
-    <w:p>
-      <w:pPr>
-        <w:pStyle w:val="ListBullet"/>
-        <w:spacing w:after="40"/>
-      </w:pPr>
-      <w:r>
-        <w:rPr>
-          <w:sz w:val="20"/>
-        </w:rPr>
-        <w:t>Bấm chọn nút '👴 Grandpa An (High SBP 165)' -&gt; Chỉ vào 3 thanh trượt Tuổi (70), Huyết áp (165), BMI (31.0).</w:t>
-      </w:r>
-    </w:p>
-    <w:p>
-      <w:pPr>
-        <w:pStyle w:val="ListBullet"/>
-        <w:spacing w:after="40"/>
-      </w:pPr>
-      <w:r>
-        <w:rPr>
-          <w:sz w:val="20"/>
-        </w:rPr>
-        <w:t>Chỉ vào Khối 6 Baseline Risk Radar: Nguy cơ chưa điều trị (48.2%) vs Nguy cơ sau điều trị (21.8%).</w:t>
-      </w:r>
-    </w:p>
-    <w:p>
-      <w:pPr>
-        <w:pStyle w:val="ListBullet"/>
-        <w:spacing w:after="40"/>
-      </w:pPr>
-      <w:r>
-        <w:rPr>
-          <w:sz w:val="20"/>
-        </w:rPr>
-        <w:t>Bấm thử nút '🏃 Alex (Normal SBP 118)' để so sánh sự khác biệt.</w:t>
+        <w:t>📍 CHAPTER 1: INDIVIDUAL RISK PROFILING &amp; PERSONALIZED CATE  [⏱️ 1.5 Phút]</w:t>
       </w:r>
     </w:p>
     <w:tbl>
       <w:tblPr>
         <w:tblW w:type="auto" w:w="0"/>
         <w:jc w:val="center"/>
-        <w:tblLayout w:type="fixed"/>
         <w:tblLook w:firstColumn="1" w:firstRow="1" w:lastColumn="0" w:lastRow="0" w:noHBand="0" w:noVBand="1" w:val="04A0"/>
       </w:tblPr>
       <w:tblGrid>
-        <w:gridCol w:w="9360"/>
+        <w:gridCol w:w="9936"/>
       </w:tblGrid>
       <w:tr>
         <w:tc>
           <w:tcPr>
-            <w:tcW w:type="dxa" w:w="8640"/>
-            <w:shd w:fill="EFF6FF"/>
+            <w:tcW w:type="dxa" w:w="9936"/>
+            <w:shd w:fill="eff6ff"/>
             <w:tcMar>
-              <w:top w:w="140" w:type="dxa"/>
-              <w:bottom w:w="140" w:type="dxa"/>
+              <w:top w:w="100" w:type="dxa"/>
+              <w:bottom w:w="100" w:type="dxa"/>
               <w:left w:w="180" w:type="dxa"/>
               <w:right w:w="180" w:type="dxa"/>
             </w:tcMar>
           </w:tcPr>
           <w:p>
             <w:pPr>
-              <w:spacing w:after="0"/>
+              <w:spacing w:after="40"/>
             </w:pPr>
             <w:r>
               <w:rPr>
+                <w:rFonts w:ascii="Calibri" w:hAnsi="Calibri"/>
                 <w:b/>
                 <w:color w:val="1E40AF"/>
-                <w:sz w:val="20"/>
+                <w:sz w:val="19"/>
               </w:rPr>
-              <w:t>🇬🇧 Lời thoại Tiếng Anh (English Spoken Script):</w:t>
+              <w:t>🖥️ LIVE DEMO SCREEN ACTIONS (Thao tác màn hình):</w:t>
               <w:br/>
             </w:r>
             <w:r>
               <w:rPr>
-                <w:i/>
-                <w:color w:val="1E293B"/>
+                <w:rFonts w:ascii="Calibri" w:hAnsi="Calibri"/>
+                <w:color w:val="0F172A"/>
                 <w:sz w:val="19"/>
               </w:rPr>
-              <w:t>"Thank you Khương. Hello Professor and colleagues, I am Hiếu. In Step 1, we start from patient covariates X, which include Age, Systolic Blood Pressure (SBP), and BMI. We model baseline risk without treatment using a logistic sigmoid link function. Look at Grandpa An: At age 70 with an SBP of 165 mmHg, his baseline stroke risk without medication is 48.2%. If treated, his risk drops to 21.8%. Because his baseline risk is extremely high, he has the greatest room for absolute risk reduction—yielding a net individual benefit of +26.4%! In contrast, when we switch to Alex—who is 35 with normal blood pressure 118—his untreated risk is already low (8.5%). Even with the drug, he only gains +5.2% benefit. Our system intelligently flags this: Strongly prescribe for Grandpa An, but suggest lifestyle and diet modification for Alex."</w:t>
+              <w:t>1. Click tab 'Hiếu' trên thanh Menu.</w:t>
+              <w:br/>
+              <w:t>2. Click preset 'Alex (Young)' &amp;bull; sau đó click preset 'Grandpa An' trong Card 2.</w:t>
+              <w:br/>
+              <w:t>3. Quan sát sự thay đổi giữa thanh rủi ro Untreated vs Treated Risk trong Card 6.</w:t>
+              <w:br/>
+            </w:r>
+            <w:r>
+              <w:rPr>
+                <w:rFonts w:ascii="Calibri" w:hAnsi="Calibri"/>
+                <w:i/>
+                <w:color w:val="475569"/>
+                <w:sz w:val="18"/>
+              </w:rPr>
+              <w:t>👉 Target UI Elements: h_step_1, p_btn_2, p_btn_1, h_disp_cate, h_bar_ctrl, h_bar_trt, h_val_ctrl, h_val_trt</w:t>
             </w:r>
           </w:p>
         </w:tc>
       </w:tr>
     </w:tbl>
+    <w:p/>
     <w:p>
       <w:pPr>
-        <w:spacing w:after="80"/>
+        <w:spacing w:before="80" w:after="80"/>
       </w:pPr>
+      <w:r>
+        <w:rPr>
+          <w:rFonts w:ascii="Calibri" w:hAnsi="Calibri"/>
+          <w:b/>
+          <w:color w:val="0F172A"/>
+          <w:sz w:val="20"/>
+        </w:rPr>
+        <w:t>🎙️ Lời Thoại Thuyết Trình (English Speech):</w:t>
+        <w:br/>
+      </w:r>
+      <w:r>
+        <w:rPr>
+          <w:rFonts w:ascii="Calibri" w:hAnsi="Calibri"/>
+          <w:color w:val="1E293B"/>
+          <w:sz w:val="20"/>
+        </w:rPr>
+        <w:t>"Thank you Khương. To move from population averages to precision medicine, our machine learning model estimates the Conditional Average Treatment Effect (CATE): CATE(X) = E[Y(0) - Y(1) | X]. Comparing our two patient profiles: for young Alex (Age 35, SBP 118), his baseline untreated risk is only 5.4%, yielding a negligible drug benefit of +2.0%. Prescribing medication here causes unnecessary cost and side effects. In contrast, for Grandpa An (Age 70, SBP 165, BMI 31), his baseline untreated risk is 48.2%, which plummets to 21.8% under treatment—generating a massive +26.4% Net Risk Drop. Grandpa An benefits 13 times more than Alex."</w:t>
+        <w:br/>
+        <w:br/>
+      </w:r>
+      <w:r>
+        <w:rPr>
+          <w:rFonts w:ascii="Calibri" w:hAnsi="Calibri"/>
+          <w:b/>
+          <w:color w:val="10B981"/>
+          <w:sz w:val="19"/>
+        </w:rPr>
+        <w:t>💡 Hướng Dẫn &amp; Gợi Ý Diễn Đạt (Vietnamese Note):</w:t>
+        <w:br/>
+      </w:r>
+      <w:r>
+        <w:rPr>
+          <w:rFonts w:ascii="Calibri" w:hAnsi="Calibri"/>
+          <w:color w:val="475569"/>
+          <w:sz w:val="19"/>
+        </w:rPr>
+        <w:t>Nhấn mạnh sự đối lập giữa Alex (trẻ, nguy cơ thấp, chỉ giảm 2%) và Cụ An (già, huyết áp 165, giảm tận 26.4%). Đây là minh chứng cốt lõi tại sao AI cá nhân hóa đánh bại phác đồ cào bằng.</w:t>
+      </w:r>
+    </w:p>
+    <w:p>
+      <w:pPr>
+        <w:spacing w:before="80" w:after="120"/>
+      </w:pPr>
+      <w:r>
+        <w:rPr>
+          <w:rFonts w:ascii="Calibri" w:hAnsi="Calibri"/>
+          <w:b/>
+          <w:color w:val="B45309"/>
+          <w:sz w:val="19"/>
+        </w:rPr>
+        <w:t>🏆 Hero Metric &amp; Math: CATE(Grandpa An) = 48.2% - 21.8% = +26.4% Benefit  |  CATE(Alex) = 5.4% - 3.4% = +2.0%</w:t>
+      </w:r>
+    </w:p>
+    <w:p>
+      <w:pPr>
+        <w:keepNext/>
+        <w:spacing w:before="280" w:after="80"/>
+      </w:pPr>
+      <w:r>
+        <w:rPr>
+          <w:rFonts w:ascii="Calibri" w:hAnsi="Calibri"/>
+          <w:b/>
+          <w:color w:val="059669"/>
+          <w:sz w:val="24"/>
+        </w:rPr>
+        <w:t>📍 CHAPTER 2: ARCHITECTURE BATTLE: T-LEARNER VS S-LEARNER SHRINKAGE BIAS  [⏱️ 1.5 Phút]</w:t>
+      </w:r>
     </w:p>
     <w:tbl>
       <w:tblPr>
         <w:tblW w:type="auto" w:w="0"/>
         <w:jc w:val="center"/>
-        <w:tblLayout w:type="fixed"/>
         <w:tblLook w:firstColumn="1" w:firstRow="1" w:lastColumn="0" w:lastRow="0" w:noHBand="0" w:noVBand="1" w:val="04A0"/>
       </w:tblPr>
       <w:tblGrid>
-        <w:gridCol w:w="9360"/>
+        <w:gridCol w:w="9936"/>
       </w:tblGrid>
       <w:tr>
         <w:tc>
           <w:tcPr>
-            <w:tcW w:type="dxa" w:w="8640"/>
-            <w:shd w:fill="F0FDF4"/>
+            <w:tcW w:type="dxa" w:w="9936"/>
+            <w:shd w:fill="eff6ff"/>
             <w:tcMar>
-              <w:top w:w="140" w:type="dxa"/>
-              <w:bottom w:w="140" w:type="dxa"/>
+              <w:top w:w="100" w:type="dxa"/>
+              <w:bottom w:w="100" w:type="dxa"/>
               <w:left w:w="180" w:type="dxa"/>
               <w:right w:w="180" w:type="dxa"/>
             </w:tcMar>
           </w:tcPr>
           <w:p>
             <w:pPr>
-              <w:spacing w:after="0"/>
+              <w:spacing w:after="40"/>
             </w:pPr>
             <w:r>
               <w:rPr>
+                <w:rFonts w:ascii="Calibri" w:hAnsi="Calibri"/>
                 <w:b/>
-                <w:color w:val="166534"/>
-                <w:sz w:val="20"/>
+                <w:color w:val="1E40AF"/>
+                <w:sz w:val="19"/>
               </w:rPr>
-              <w:t>🇻🇳 Lời thoại Tiếng Việt (Vietnamese Script):</w:t>
+              <w:t>🖥️ LIVE DEMO SCREEN ACTIONS (Thao tác màn hình):</w:t>
               <w:br/>
             </w:r>
             <w:r>
               <w:rPr>
-                <w:color w:val="1E293B"/>
+                <w:rFonts w:ascii="Calibri" w:hAnsi="Calibri"/>
+                <w:color w:val="0F172A"/>
                 <w:sz w:val="19"/>
               </w:rPr>
-              <w:t>"Cảm ơn Khương. Kính chào Thầy và các bạn, mình là Hiếu. Ở Bước 1, ta bắt đầu từ các đặc trưng bệnh nhân X gồm Tuổi, Huyết áp tâm thu (SBP) và chỉ số khối cơ thể (BMI). Ta tính toán nguy cơ nền khi chưa có thuốc bằng hàm Logistic. Thầy và các bạn hãy nhìn vào trường hợp Ông An: Ở tuổi 70 với huyết áp 165 mmHg, nguy cơ đột quỵ tự nhiên khi không uống thuốc của ông là 48.2%. Nếu uống thuốc, nguy cơ giảm mạnh xuống 21.8%. Vì nguy cơ ban đầu rất cao nên biên độ giảm nguy cơ tuyệt đối của ông đạt mức tối đa — mang lại lợi ích cá thể hóa lên tới +26.4%! Ngược lại, khi chuyển sang anh Alex — 35 tuổi với huyết áp chuẩn 118 — rủi ro ban đầu của anh chỉ có 8.5%, uống thuốc chỉ giảm thêm được +5.2%. Hệ thống tự động nhận diện và đưa ra khuyến cáo: Kê đơn khẩn cấp cho Ông An, nhưng khuyên Alex điều chỉnh chế độ ăn uống trước."</w:t>
+              <w:t>1. Click Flow Step 02 'T vs S Learner'.</w:t>
+              <w:br/>
+              <w:t>2. Click nút '🌲 S-Learner (Shrinkage)' &amp;bull; sau đó click '🌲🌲 T-Learner (2 Doctors)'.</w:t>
+              <w:br/>
+              <w:t>3. Kéo thanh trượt 'Tree Regularization (Depth)' từ 4 lên 8.</w:t>
+              <w:br/>
+            </w:r>
+            <w:r>
+              <w:rPr>
+                <w:rFonts w:ascii="Calibri" w:hAnsi="Calibri"/>
+                <w:i/>
+                <w:color w:val="475569"/>
+                <w:sz w:val="18"/>
+              </w:rPr>
+              <w:t>👉 Target UI Elements: h_step_2, h_btn_m_s, h_btn_m_t, h_sl_reg, h_out_cate_box, h_v_step2</w:t>
             </w:r>
           </w:p>
         </w:tc>
       </w:tr>
     </w:tbl>
+    <w:p/>
     <w:p>
       <w:pPr>
-        <w:spacing w:after="80"/>
-      </w:pPr>
-    </w:p>
-    <w:p>
-      <w:pPr>
-        <w:spacing w:before="80" w:after="40"/>
+        <w:spacing w:before="80" w:after="80"/>
       </w:pPr>
       <w:r>
         <w:rPr>
+          <w:rFonts w:ascii="Calibri" w:hAnsi="Calibri"/>
           <w:b/>
-          <w:color w:val="B45309"/>
+          <w:color w:val="0F172A"/>
           <w:sz w:val="20"/>
         </w:rPr>
-        <w:t>📐 Điểm Toán học &amp; Machine Learning cần nhấn mạnh:</w:t>
+        <w:t>🎙️ Lời Thoại Thuyết Trình (English Speech):</w:t>
+        <w:br/>
+      </w:r>
+      <w:r>
+        <w:rPr>
+          <w:rFonts w:ascii="Calibri" w:hAnsi="Calibri"/>
+          <w:color w:val="1E293B"/>
+          <w:sz w:val="20"/>
+        </w:rPr>
+        <w:t>"How should we architect the model? In an S-Learner (Single Learner), treatment W is fed as a single feature into one decision tree. Because the tree prioritizes high-variance features like SBP and Age at its root splits, the treatment feature is regularized away—collapsing Grandpa An's estimated benefit from +26.4% down to +15.2% due to Shrinkage Bias. To solve this, we deploy a T-Learner (Two Learners): Doctor 1 is trained strictly on treated patients (Risk=21.8%), while Doctor 2 is trained strictly on control patients (Risk=48.2%). By taking the difference of two specialized models, T-Learner completely eliminates shrinkage bias and recovers 100% of true drug efficacy."</w:t>
+        <w:br/>
+        <w:br/>
+      </w:r>
+      <w:r>
+        <w:rPr>
+          <w:rFonts w:ascii="Calibri" w:hAnsi="Calibri"/>
+          <w:b/>
+          <w:color w:val="10B981"/>
+          <w:sz w:val="19"/>
+        </w:rPr>
+        <w:t>💡 Hướng Dẫn &amp; Gợi Ý Diễn Đạt (Vietnamese Note):</w:t>
+        <w:br/>
+      </w:r>
+      <w:r>
+        <w:rPr>
+          <w:rFonts w:ascii="Calibri" w:hAnsi="Calibri"/>
+          <w:color w:val="475569"/>
+          <w:sz w:val="19"/>
+        </w:rPr>
+        <w:t>Giải thích phép so sánh hình tượng: S-Learner giống như 1 bác sĩ bị quá tải chú ý vào tuổi tác mà bỏ quên thuốc. T-Learner giống như 2 bác sĩ chuyên biệt (1 người theo dõi nhóm dùng thuốc, 1 người theo dõi nhóm đối chứng) trừ đi nhau, không bị thiên lệch.</w:t>
       </w:r>
     </w:p>
     <w:p>
       <w:pPr>
-        <w:pStyle w:val="ListBullet"/>
-        <w:spacing w:after="40"/>
+        <w:spacing w:before="80" w:after="120"/>
       </w:pPr>
       <w:r>
         <w:rPr>
-          <w:color w:val="334155"/>
+          <w:rFonts w:ascii="Calibri" w:hAnsi="Calibri"/>
+          <w:b/>
+          <w:color w:val="B45309"/>
           <w:sz w:val="19"/>
         </w:rPr>
-        <w:t>Nguy cơ nền: P(Y(0)=1 | X=x) = σ(β_0 + β_1·Age + β_2·SBP + β_3·BMI).</w:t>
+        <w:t>🏆 Hero Metric &amp; Math: CATE_T = μ₀(Control) - μ₁(Treated) = +26.4% (Unbiased)  |  CATE_S = +15.2% (Shrunk by 11.2%)</w:t>
       </w:r>
     </w:p>
     <w:p>
       <w:pPr>
-        <w:pStyle w:val="ListBullet"/>
-        <w:spacing w:after="40"/>
-      </w:pPr>
-      <w:r>
-        <w:rPr>
-          <w:color w:val="334155"/>
-          <w:sz w:val="19"/>
-        </w:rPr>
-        <w:t>Quy luật lâm sàng: Nguy cơ nền càng cao thì biên độ giảm nguy cơ tuyệt đối (ARR) càng lớn.</w:t>
-      </w:r>
-    </w:p>
-    <w:p>
-      <w:pPr>
+        <w:keepNext/>
         <w:spacing w:before="280" w:after="80"/>
       </w:pPr>
       <w:r>
         <w:rPr>
-          <w:b/>
-          <w:color w:val="1E3A8A"/>
-          <w:sz w:val="26"/>
-        </w:rPr>
-        <w:t>📍 BƯỚC 2: T-LEARNER VS S-LEARNER (HIỆN TƯỢNG CO RÚT HỆ SỐ)</w:t>
-      </w:r>
-      <w:r>
-        <w:rPr>
+          <w:rFonts w:ascii="Calibri" w:hAnsi="Calibri"/>
           <w:b/>
           <w:color w:val="059669"/>
-          <w:sz w:val="20"/>
+          <w:sz w:val="24"/>
         </w:rPr>
-        <w:t xml:space="preserve">  [⏱️ Thời lượng: ~1 phút 15 giây]</w:t>
-      </w:r>
-    </w:p>
-    <w:p>
-      <w:pPr>
-        <w:spacing w:after="80"/>
-      </w:pPr>
-      <w:r>
-        <w:rPr>
-          <w:b/>
-          <w:color w:val="0F172A"/>
-          <w:sz w:val="21"/>
-        </w:rPr>
-        <w:t>🖥️ Thao tác trực tiếp trên màn hình Demo:</w:t>
-      </w:r>
-    </w:p>
-    <w:p>
-      <w:pPr>
-        <w:pStyle w:val="ListBullet"/>
-        <w:spacing w:after="40"/>
-      </w:pPr>
-      <w:r>
-        <w:rPr>
-          <w:sz w:val="20"/>
-        </w:rPr>
-        <w:t>Bấm vào bước '2. T-Learner vs S-Learner (Shrinkage)' trên thanh Pipeline.</w:t>
-      </w:r>
-    </w:p>
-    <w:p>
-      <w:pPr>
-        <w:pStyle w:val="ListBullet"/>
-        <w:spacing w:after="40"/>
-      </w:pPr>
-      <w:r>
-        <w:rPr>
-          <w:sz w:val="20"/>
-        </w:rPr>
-        <w:t>Bấm nút '🌲🌲 T-Learner' -&gt; Chỉ vào kết quả +26.4% Benefit.</w:t>
-      </w:r>
-    </w:p>
-    <w:p>
-      <w:pPr>
-        <w:pStyle w:val="ListBullet"/>
-        <w:spacing w:after="40"/>
-      </w:pPr>
-      <w:r>
-        <w:rPr>
-          <w:sz w:val="20"/>
-        </w:rPr>
-        <w:t>Bấm nút '🌲 S-Learner (Shrinkage)' -&gt; Chỉ vào kết quả sụt giảm +15.2% (Underestimated!).</w:t>
-      </w:r>
-    </w:p>
-    <w:p>
-      <w:pPr>
-        <w:pStyle w:val="ListBullet"/>
-        <w:spacing w:after="40"/>
-      </w:pPr>
-      <w:r>
-        <w:rPr>
-          <w:sz w:val="20"/>
-        </w:rPr>
-        <w:t>Chỉ vào Sơ đồ kiến trúc Khối 6 giải thích nguyên nhân cây quyết định bỏ quên biến W.</w:t>
+        <w:t>📍 CHAPTER 3: MATCHED TWIN VALIDATION (C=0.6342) &amp; TREESHAP RECEIPTS  [⏱️ 2.0 Phút]</w:t>
       </w:r>
     </w:p>
     <w:tbl>
       <w:tblPr>
         <w:tblW w:type="auto" w:w="0"/>
         <w:jc w:val="center"/>
-        <w:tblLayout w:type="fixed"/>
         <w:tblLook w:firstColumn="1" w:firstRow="1" w:lastColumn="0" w:lastRow="0" w:noHBand="0" w:noVBand="1" w:val="04A0"/>
       </w:tblPr>
       <w:tblGrid>
-        <w:gridCol w:w="9360"/>
+        <w:gridCol w:w="9936"/>
       </w:tblGrid>
       <w:tr>
         <w:tc>
           <w:tcPr>
-            <w:tcW w:type="dxa" w:w="8640"/>
-            <w:shd w:fill="EFF6FF"/>
+            <w:tcW w:type="dxa" w:w="9936"/>
+            <w:shd w:fill="eff6ff"/>
             <w:tcMar>
-              <w:top w:w="140" w:type="dxa"/>
-              <w:bottom w:w="140" w:type="dxa"/>
+              <w:top w:w="100" w:type="dxa"/>
+              <w:bottom w:w="100" w:type="dxa"/>
               <w:left w:w="180" w:type="dxa"/>
               <w:right w:w="180" w:type="dxa"/>
             </w:tcMar>
           </w:tcPr>
           <w:p>
             <w:pPr>
-              <w:spacing w:after="0"/>
+              <w:spacing w:after="40"/>
             </w:pPr>
             <w:r>
               <w:rPr>
+                <w:rFonts w:ascii="Calibri" w:hAnsi="Calibri"/>
                 <w:b/>
                 <w:color w:val="1E40AF"/>
-                <w:sz w:val="20"/>
+                <w:sz w:val="19"/>
               </w:rPr>
-              <w:t>🇬🇧 Lời thoại Tiếng Anh (English Spoken Script):</w:t>
+              <w:t>🖥️ LIVE DEMO SCREEN ACTIONS (Thao tác màn hình):</w:t>
               <w:br/>
             </w:r>
             <w:r>
               <w:rPr>
-                <w:i/>
-                <w:color w:val="1E293B"/>
+                <w:rFonts w:ascii="Calibri" w:hAnsi="Calibri"/>
+                <w:color w:val="0F172A"/>
                 <w:sz w:val="19"/>
               </w:rPr>
-              <w:t>"In Step 2, how do we architect Machine Learning to estimate individual treatment effect (CATE)? We compare two fundamental meta-learners: 1. T-Learner (Two-Tree Method): We train TWO separate models—μ̂_1(x) exclusively on the treated cohort, and μ̂_0(x) on the control cohort. As shown on screen, subtracting the two models preserves full feature interactions and predicts the true +26.4% benefit. 2. S-Learner (Single-Tree Hazard): In contrast, S-Learner fits ONE single tree using treatment indicator W as one of the features. Because continuous features like Age and Blood Pressure have much larger sample variance, standard decision tree split criteria repeatedly split on Age and Blood Pressure, completely ignoring W! This leads to severe Feature Shrinkage, forcing the estimated CATE to collapse toward zero (underestimating benefit down to +15.2%). Therefore, T-Learner is vastly superior when treatment effect heterogeneity is strong."</w:t>
+              <w:t>1. Click Flow Step 03 'Twin Test &amp; SHAP'.</w:t>
+              <w:br/>
+              <w:t>2. Click nút '🎲 Resample Clinical Twin Pairs' 2-3 lần.</w:t>
+              <w:br/>
+              <w:t>3. Điều chỉnh thanh trượt 'SBP Push' lên 175 mmHg trong Card 2.</w:t>
+              <w:br/>
+            </w:r>
+            <w:r>
+              <w:rPr>
+                <w:rFonts w:ascii="Calibri" w:hAnsi="Calibri"/>
+                <w:i/>
+                <w:color w:val="475569"/>
+                <w:sz w:val="18"/>
+              </w:rPr>
+              <w:t>👉 Target UI Elements: h_step_3, h_btn_resample, h_matched_table_body, h_out_matched_footer, h_v_step3, h_shap_sum</w:t>
             </w:r>
           </w:p>
         </w:tc>
       </w:tr>
     </w:tbl>
+    <w:p/>
     <w:p>
       <w:pPr>
-        <w:spacing w:after="80"/>
-      </w:pPr>
-    </w:p>
-    <w:tbl>
-      <w:tblPr>
-        <w:tblW w:type="auto" w:w="0"/>
-        <w:jc w:val="center"/>
-        <w:tblLayout w:type="fixed"/>
-        <w:tblLook w:firstColumn="1" w:firstRow="1" w:lastColumn="0" w:lastRow="0" w:noHBand="0" w:noVBand="1" w:val="04A0"/>
-      </w:tblPr>
-      <w:tblGrid>
-        <w:gridCol w:w="9360"/>
-      </w:tblGrid>
-      <w:tr>
-        <w:tc>
-          <w:tcPr>
-            <w:tcW w:type="dxa" w:w="8640"/>
-            <w:shd w:fill="F0FDF4"/>
-            <w:tcMar>
-              <w:top w:w="140" w:type="dxa"/>
-              <w:bottom w:w="140" w:type="dxa"/>
-              <w:left w:w="180" w:type="dxa"/>
-              <w:right w:w="180" w:type="dxa"/>
-            </w:tcMar>
-          </w:tcPr>
-          <w:p>
-            <w:pPr>
-              <w:spacing w:after="0"/>
-            </w:pPr>
-            <w:r>
-              <w:rPr>
-                <w:b/>
-                <w:color w:val="166534"/>
-                <w:sz w:val="20"/>
-              </w:rPr>
-              <w:t>🇻🇳 Lời thoại Tiếng Việt (Vietnamese Script):</w:t>
-              <w:br/>
-            </w:r>
-            <w:r>
-              <w:rPr>
-                <w:color w:val="1E293B"/>
-                <w:sz w:val="19"/>
-              </w:rPr>
-              <w:t>"Ở Bước 2, làm sao để thiết kế mô hình Machine Learning dự đoán hiệu quả cá nhân CATE? Ta so sánh 2 kiến trúc kinh điển của khóa học: 1. T-Learner (Phương pháp Hai Cây): Ta huấn luyện HAI mô hình hoàn toàn riêng biệt — μ̂_1(x) cho nhóm uống thuốc và μ̂_0(x) cho nhóm đối chứng (như 2 bác sĩ chuyên trách). Hiệu số giữa 2 mô hình (μ̂_0 - μ̂_1) giữ trọn các mối tương tác phức tạp và dự đoán chính xác mức lợi ích +26.4%. 2. S-Learner (Hiểm họa Một Cây): Ngược lại, S-Learner gộp chung vào MỘT cây quyết định duy nhất với biến can thiệp W chỉ là một cột đặc trưng. Do Tuổi và Huyết áp có phương sai lớn hơn rất nhiều, thuật toán chia nhánh của Decision Tree luôn ưu tiên chia theo Tuổi và Huyết áp mà hầu như không bao giờ chia nhánh theo W! Hậu quả là xảy ra hiện tượng Co rút đặc trưng (Feature Shrinkage), ép hiệu quả điều trị dự đoán bị kéo về 0 và đánh giá thấp lợi ích chỉ còn +15.2%! Vì vậy, T-Learner luôn là lựa chọn vượt trội khi hiệu quả điều trị có tính phân hóa mạnh."</w:t>
-            </w:r>
-          </w:p>
-        </w:tc>
-      </w:tr>
-    </w:tbl>
-    <w:p>
-      <w:pPr>
-        <w:spacing w:after="80"/>
-      </w:pPr>
-    </w:p>
-    <w:p>
-      <w:pPr>
-        <w:spacing w:before="80" w:after="40"/>
+        <w:spacing w:before="80" w:after="80"/>
       </w:pPr>
       <w:r>
         <w:rPr>
+          <w:rFonts w:ascii="Calibri" w:hAnsi="Calibri"/>
           <w:b/>
-          <w:color w:val="B45309"/>
+          <w:color w:val="0F172A"/>
           <w:sz w:val="20"/>
         </w:rPr>
-        <w:t>📐 Điểm Toán học &amp; Machine Learning cần nhấn mạnh:</w:t>
+        <w:t>🎙️ Lời Thoại Thuyết Trình (English Speech):</w:t>
+        <w:br/>
+      </w:r>
+      <w:r>
+        <w:rPr>
+          <w:rFonts w:ascii="Calibri" w:hAnsi="Calibri"/>
+          <w:color w:val="1E293B"/>
+          <w:sz w:val="20"/>
+        </w:rPr>
+        <w:t>"Since individual counterfactuals cannot be cloned, how do hospitals validate causal models? We construct statistical twin pairs—matching treated and control patients with identical baseline covariates. Using the C-for-benefit metric, our model achieves C = 0.6342, exceeding the international causal ML benchmark (0.60–0.65 is equivalent to ~0.80 AUC in classification). Finally, in Card 6, we provide clinicians with an Itemized TreeSHAP Push Receipt: SBP of 165 contributes +15.2%, Age 70 contributes +7.8%, and Baseline Drug contributes +3.4%, explaining the exact +26.4% recommendation. I now pass the presentation to Dung to reveal our 100,000 PACS radiology mining engine."</w:t>
+        <w:br/>
+        <w:br/>
+      </w:r>
+      <w:r>
+        <w:rPr>
+          <w:rFonts w:ascii="Calibri" w:hAnsi="Calibri"/>
+          <w:b/>
+          <w:color w:val="10B981"/>
+          <w:sz w:val="19"/>
+        </w:rPr>
+        <w:t>💡 Hướng Dẫn &amp; Gợi Ý Diễn Đạt (Vietnamese Note):</w:t>
+        <w:br/>
+      </w:r>
+      <w:r>
+        <w:rPr>
+          <w:rFonts w:ascii="Calibri" w:hAnsi="Calibri"/>
+          <w:color w:val="475569"/>
+          <w:sz w:val="19"/>
+        </w:rPr>
+        <w:t>Giải thích chỉ số C-for-benefit = 0.6342 là tiêu chuẩn vàng quốc tế (vì có nhiễu bắt cặp thống kê). Chỉ vào hóa đơn TreeSHAP minh bạch từng con số cho bác sĩ. Chuyển giao sang phần Dung.</w:t>
       </w:r>
     </w:p>
     <w:p>
       <w:pPr>
-        <w:pStyle w:val="ListBullet"/>
-        <w:spacing w:after="40"/>
+        <w:spacing w:before="80" w:after="120"/>
       </w:pPr>
       <w:r>
         <w:rPr>
-          <w:color w:val="334155"/>
+          <w:rFonts w:ascii="Calibri" w:hAnsi="Calibri"/>
+          <w:b/>
+          <w:color w:val="B45309"/>
           <w:sz w:val="19"/>
         </w:rPr>
-        <w:t>CATE_T(x) = μ̂_0(x) - μ̂_1(x) = +26.4% (Bắt trọn tương tác phi tuyến tính).</w:t>
+        <w:t>🏆 Hero Metric &amp; Math: C-for-benefit = 0.6342 (Hospital Gold Standard)  |  SHAP Push: +15.2% SBP + 7.8% Age = +26.4%</w:t>
       </w:r>
     </w:p>
     <w:p>
       <w:pPr>
-        <w:pStyle w:val="ListBullet"/>
-        <w:spacing w:after="40"/>
+        <w:spacing w:before="240" w:after="80"/>
       </w:pPr>
       <w:r>
         <w:rPr>
-          <w:color w:val="334155"/>
-          <w:sz w:val="19"/>
-        </w:rPr>
-        <w:t>CATE_S(x) = μ̂(x, 0) - μ̂(x, 1) ≈ +15.2% (Bị co rút do cây không split trên W).</w:t>
-      </w:r>
-    </w:p>
-    <w:p>
-      <w:pPr>
-        <w:spacing w:before="280" w:after="80"/>
-      </w:pPr>
-      <w:r>
-        <w:rPr>
-          <w:b/>
-          <w:color w:val="1E3A8A"/>
-          <w:sz w:val="26"/>
-        </w:rPr>
-        <w:t>📍 BƯỚC 3: ĐÁNH GIÁ BẰNG CẶP TƯƠNG ĐỒNG (TWIN MATCHING &amp; C-FOR-BENEFIT)</w:t>
-      </w:r>
-      <w:r>
-        <w:rPr>
-          <w:b/>
-          <w:color w:val="059669"/>
-          <w:sz w:val="20"/>
-        </w:rPr>
-        <w:t xml:space="preserve">  [⏱️ Thời lượng: ~1 phút 15 giây]</w:t>
-      </w:r>
-    </w:p>
-    <w:p>
-      <w:pPr>
-        <w:spacing w:after="80"/>
-      </w:pPr>
-      <w:r>
-        <w:rPr>
+          <w:rFonts w:ascii="Calibri" w:hAnsi="Calibri"/>
           <w:b/>
           <w:color w:val="0F172A"/>
-          <w:sz w:val="21"/>
+          <w:sz w:val="22"/>
         </w:rPr>
-        <w:t>🖥️ Thao tác trực tiếp trên màn hình Demo:</w:t>
-      </w:r>
-    </w:p>
-    <w:p>
-      <w:pPr>
-        <w:pStyle w:val="ListBullet"/>
-        <w:spacing w:after="40"/>
-      </w:pPr>
-      <w:r>
-        <w:rPr>
-          <w:sz w:val="20"/>
-        </w:rPr>
-        <w:t>Bấm vào bước '3. Matched Pairs &amp; C-for-benefit' trên thanh Pipeline.</w:t>
-      </w:r>
-    </w:p>
-    <w:p>
-      <w:pPr>
-        <w:pStyle w:val="ListBullet"/>
-        <w:spacing w:after="40"/>
-      </w:pPr>
-      <w:r>
-        <w:rPr>
-          <w:sz w:val="20"/>
-        </w:rPr>
-        <w:t>Bấm nút '🎲 Resample Clinical Twin Pairs' -&gt; Quan sát bảng 4 cặp bệnh nhân đổi trạng thái.</w:t>
-      </w:r>
-    </w:p>
-    <w:p>
-      <w:pPr>
-        <w:pStyle w:val="ListBullet"/>
-        <w:spacing w:after="40"/>
-      </w:pPr>
-      <w:r>
-        <w:rPr>
-          <w:sz w:val="20"/>
-        </w:rPr>
-        <w:t>Chỉ vào Thước đo chuẩn bệnh viện Khối 6: C-for-benefit = 0.6342.</w:t>
+        <w:t>❓ BỘ CÂU HỎI PHẢN BIỆN DỰ KIẾN (PROFESSOR Q&amp;A DEFENSE)</w:t>
       </w:r>
     </w:p>
     <w:tbl>
       <w:tblPr>
         <w:tblW w:type="auto" w:w="0"/>
         <w:jc w:val="center"/>
-        <w:tblLayout w:type="fixed"/>
         <w:tblLook w:firstColumn="1" w:firstRow="1" w:lastColumn="0" w:lastRow="0" w:noHBand="0" w:noVBand="1" w:val="04A0"/>
       </w:tblPr>
       <w:tblGrid>
-        <w:gridCol w:w="9360"/>
+        <w:gridCol w:w="9936"/>
       </w:tblGrid>
       <w:tr>
         <w:tc>
           <w:tcPr>
-            <w:tcW w:type="dxa" w:w="8640"/>
-            <w:shd w:fill="EFF6FF"/>
+            <w:tcW w:type="dxa" w:w="9936"/>
+            <w:shd w:fill="f8fafc"/>
             <w:tcMar>
-              <w:top w:w="140" w:type="dxa"/>
-              <w:bottom w:w="140" w:type="dxa"/>
-              <w:left w:w="180" w:type="dxa"/>
-              <w:right w:w="180" w:type="dxa"/>
+              <w:top w:w="80" w:type="dxa"/>
+              <w:bottom w:w="80" w:type="dxa"/>
+              <w:left w:w="140" w:type="dxa"/>
+              <w:right w:w="140" w:type="dxa"/>
             </w:tcMar>
           </w:tcPr>
           <w:p>
-            <w:pPr>
-              <w:spacing w:after="0"/>
-            </w:pPr>
             <w:r>
               <w:rPr>
+                <w:rFonts w:ascii="Calibri" w:hAnsi="Calibri"/>
                 <w:b/>
-                <w:color w:val="1E40AF"/>
-                <w:sz w:val="20"/>
+                <w:color w:val="B91C1C"/>
+                <w:sz w:val="19"/>
               </w:rPr>
-              <w:t>🇬🇧 Lời thoại Tiếng Anh (English Spoken Script):</w:t>
+              <w:t>Q: Tại sao C-for-benefit chỉ đạt 0.6342 mà nhóm lại khẳng định là đạt chuẩn Gold Standard?</w:t>
               <w:br/>
             </w:r>
             <w:r>
               <w:rPr>
-                <w:i/>
-                <w:color w:val="1E293B"/>
+                <w:rFonts w:ascii="Calibri" w:hAnsi="Calibri"/>
+                <w:color w:val="0F172A"/>
                 <w:sz w:val="19"/>
               </w:rPr>
-              <w:t>"In Step 3, we solve a critical evaluation puzzle: Since we never observe ground-truth counterfactuals for any individual, standard metrics like MSE or Accuracy are completely unusable! How can we validate our CATE model? We implement the Matched Pairs Twin Test (van Klaveren et al., 2018). In our validation cohort, we match each treated patient with a clinically identical control patient who shares the exact same Age, SBP, and BMI. For each matched pair, we compute the observed binary difference y_d = Y_ctrl - Y_trt, which equals +1 if the treated twin survived while the control twin suffered a stroke. We then evaluate our model using the C-for-benefit metric. Our model achieves a validation score of 0.6342! In causal treatment estimation, random guessing is 0.50, and 0.60 to 0.65 is the recognized international benchmark for hospital-grade ranking accuracy."</w:t>
+              <w:t>👉 Trả lời nhanh: Trong Causal ML, chúng ta không bao giờ quan sát được thế giới song song trên cùng 1 người mà phải ghép cặp statistical twins. Độ nhiễu ngẫu nhiên giữa 2 người khác nhau giới hạn trần lý thuyết của C-for-benefit ở mức 0.60–0.65 (tương đương AUC 0.80–0.85 trong bài toán phân loại chuẩn).</w:t>
             </w:r>
           </w:p>
         </w:tc>
       </w:tr>
     </w:tbl>
-    <w:p>
-      <w:pPr>
-        <w:spacing w:after="80"/>
-      </w:pPr>
-    </w:p>
+    <w:p/>
     <w:tbl>
       <w:tblPr>
         <w:tblW w:type="auto" w:w="0"/>
         <w:jc w:val="center"/>
-        <w:tblLayout w:type="fixed"/>
         <w:tblLook w:firstColumn="1" w:firstRow="1" w:lastColumn="0" w:lastRow="0" w:noHBand="0" w:noVBand="1" w:val="04A0"/>
       </w:tblPr>
       <w:tblGrid>
-        <w:gridCol w:w="9360"/>
+        <w:gridCol w:w="9936"/>
       </w:tblGrid>
       <w:tr>
         <w:tc>
           <w:tcPr>
-            <w:tcW w:type="dxa" w:w="8640"/>
-            <w:shd w:fill="F0FDF4"/>
+            <w:tcW w:type="dxa" w:w="9936"/>
+            <w:shd w:fill="f8fafc"/>
             <w:tcMar>
-              <w:top w:w="140" w:type="dxa"/>
-              <w:bottom w:w="140" w:type="dxa"/>
-              <w:left w:w="180" w:type="dxa"/>
-              <w:right w:w="180" w:type="dxa"/>
+              <w:top w:w="80" w:type="dxa"/>
+              <w:bottom w:w="80" w:type="dxa"/>
+              <w:left w:w="140" w:type="dxa"/>
+              <w:right w:w="140" w:type="dxa"/>
             </w:tcMar>
           </w:tcPr>
           <w:p>
-            <w:pPr>
-              <w:spacing w:after="0"/>
-            </w:pPr>
             <w:r>
               <w:rPr>
+                <w:rFonts w:ascii="Calibri" w:hAnsi="Calibri"/>
                 <w:b/>
-                <w:color w:val="166534"/>
-                <w:sz w:val="20"/>
+                <w:color w:val="B91C1C"/>
+                <w:sz w:val="19"/>
               </w:rPr>
-              <w:t>🇻🇳 Lời thoại Tiếng Việt (Vietnamese Script):</w:t>
+              <w:t>Q: Khi nào thì S-Learner tốt hơn T-Learner?</w:t>
               <w:br/>
             </w:r>
             <w:r>
               <w:rPr>
-                <w:color w:val="1E293B"/>
+                <w:rFonts w:ascii="Calibri" w:hAnsi="Calibri"/>
+                <w:color w:val="0F172A"/>
                 <w:sz w:val="19"/>
               </w:rPr>
-              <w:t>"Ở Bước 3, chúng ta giải quyết bài toán hóc búa nhất khi kiểm thử: Vì không bao giờ thấy được kết cục song song của cùng 1 người, các chỉ số thông thường như MSE hay Accuracy hoàn toàn vô dụng! Vậy làm sao kiểm chứng mô hình CATE có chính xác không? Nhóm áp dụng phương pháp Ghép cặp Tương đồng (Matched Pairs Twin Test). Trong tập kiểm định, ta tìm 2 bệnh nhân có chỉ số lâm sàng giống hệt nhau (như hai anh em sinh đôi: cùng tuổi, cùng huyết áp, cùng BMI), trong đó 1 người được uống thuốc còn người kia uống giả dược. Ta tính hiệu số quan sát được y_d = Y_ctrl - Y_trt: Bằng +1 nếu người uống thuốc sống sót còn người uống giả dược bị đột quỵ. Sau đó, ta tính chỉ số C-for-benefit (đo lường mức độ đồng thuận thứ tự xếp hạng). Mô hình của nhóm đạt điểm số thực nghiệm là 0.6342! Trong Causal ML, đoán mò là 0.50, và khoảng 0.60 đến 0.65 là chuẩn mực vàng quốc tế chứng minh mô hình xếp hạng ưu tiên bệnh nhân cực kỳ chính xác."</w:t>
+              <w:t>👉 Trả lời nhanh: S-Learner chỉ tốt hơn khi tập dữ liệu cực kỳ nhỏ (dưới vài trăm mẫu) hoặc khi hiệu ứng can thiệp W gần như bằng 0. Trong dữ liệu y tế lớn và can thiệp mạnh, T-Learner luôn vượt trội.</w:t>
             </w:r>
           </w:p>
         </w:tc>
       </w:tr>
     </w:tbl>
-    <w:p>
-      <w:pPr>
-        <w:spacing w:after="80"/>
-      </w:pPr>
-    </w:p>
-    <w:p>
-      <w:pPr>
-        <w:spacing w:before="80" w:after="40"/>
-      </w:pPr>
-      <w:r>
-        <w:rPr>
-          <w:b/>
-          <w:color w:val="B45309"/>
-          <w:sz w:val="20"/>
-        </w:rPr>
-        <w:t>📐 Điểm Toán học &amp; Machine Learning cần nhấn mạnh:</w:t>
-      </w:r>
-    </w:p>
-    <w:p>
-      <w:pPr>
-        <w:pStyle w:val="ListBullet"/>
-        <w:spacing w:after="40"/>
-      </w:pPr>
-      <w:r>
-        <w:rPr>
-          <w:color w:val="334155"/>
-          <w:sz w:val="19"/>
-        </w:rPr>
-        <w:t>Hiệu số cặp quan sát: y_d = Y_ctrl - Y_trt ∈ {-1 (Hại), 0 (Hòa), +1 (Lợi)}.</w:t>
-      </w:r>
-    </w:p>
-    <w:p>
-      <w:pPr>
-        <w:pStyle w:val="ListBullet"/>
-        <w:spacing w:after="40"/>
-      </w:pPr>
-      <w:r>
-        <w:rPr>
-          <w:color w:val="334155"/>
-          <w:sz w:val="19"/>
-        </w:rPr>
-        <w:t>C-for-benefit = (Concordant + 0.5 × Ties) / Permissible = 0.6342.</w:t>
-      </w:r>
-    </w:p>
-    <w:p>
-      <w:pPr>
-        <w:spacing w:before="280" w:after="80"/>
-      </w:pPr>
-      <w:r>
-        <w:rPr>
-          <w:b/>
-          <w:color w:val="1E3A8A"/>
-          <w:sz w:val="26"/>
-        </w:rPr>
-        <w:t>📍 BƯỚC 4: BIÊN LAI BÓC TÁCH QUYẾT ĐỊNH TREE-SHAP (LOCAL SHAP RECEIPT)</w:t>
-      </w:r>
-      <w:r>
-        <w:rPr>
-          <w:b/>
-          <w:color w:val="059669"/>
-          <w:sz w:val="20"/>
-        </w:rPr>
-        <w:t xml:space="preserve">  [⏱️ Thời lượng: ~1 phút 15 giây]</w:t>
-      </w:r>
-    </w:p>
-    <w:p>
-      <w:pPr>
-        <w:spacing w:after="80"/>
-      </w:pPr>
-      <w:r>
-        <w:rPr>
-          <w:b/>
-          <w:color w:val="0F172A"/>
-          <w:sz w:val="21"/>
-        </w:rPr>
-        <w:t>🖥️ Thao tác trực tiếp trên màn hình Demo:</w:t>
-      </w:r>
-    </w:p>
-    <w:p>
-      <w:pPr>
-        <w:pStyle w:val="ListBullet"/>
-        <w:spacing w:after="40"/>
-      </w:pPr>
-      <w:r>
-        <w:rPr>
-          <w:sz w:val="20"/>
-        </w:rPr>
-        <w:t>Bấm vào bước '4. Local SHAP Waterfall Receipt' trên thanh Pipeline.</w:t>
-      </w:r>
-    </w:p>
-    <w:p>
-      <w:pPr>
-        <w:pStyle w:val="ListBullet"/>
-        <w:spacing w:after="40"/>
-      </w:pPr>
-      <w:r>
-        <w:rPr>
-          <w:sz w:val="20"/>
-        </w:rPr>
-        <w:t>Kéo nhẹ thanh trượt SBP Perturbation từ 165 lên 180 mmHg để thấy đóng góp của Huyết áp tăng lên.</w:t>
-      </w:r>
-    </w:p>
-    <w:p>
-      <w:pPr>
-        <w:pStyle w:val="ListBullet"/>
-        <w:spacing w:after="40"/>
-      </w:pPr>
-      <w:r>
-        <w:rPr>
-          <w:sz w:val="20"/>
-        </w:rPr>
-        <w:t>Đọc từng dòng của 'Hóa đơn biên lai quyết định SHAP'.</w:t>
-      </w:r>
-    </w:p>
-    <w:p>
-      <w:pPr>
-        <w:pStyle w:val="ListBullet"/>
-        <w:spacing w:after="40"/>
-      </w:pPr>
-      <w:r>
-        <w:rPr>
-          <w:sz w:val="20"/>
-        </w:rPr>
-        <w:t>Chuyển giao bài thuyết trình sang Linh.</w:t>
-      </w:r>
-    </w:p>
-    <w:tbl>
-      <w:tblPr>
-        <w:tblW w:type="auto" w:w="0"/>
-        <w:jc w:val="center"/>
-        <w:tblLayout w:type="fixed"/>
-        <w:tblLook w:firstColumn="1" w:firstRow="1" w:lastColumn="0" w:lastRow="0" w:noHBand="0" w:noVBand="1" w:val="04A0"/>
-      </w:tblPr>
-      <w:tblGrid>
-        <w:gridCol w:w="9360"/>
-      </w:tblGrid>
-      <w:tr>
-        <w:tc>
-          <w:tcPr>
-            <w:tcW w:type="dxa" w:w="8640"/>
-            <w:shd w:fill="EFF6FF"/>
-            <w:tcMar>
-              <w:top w:w="140" w:type="dxa"/>
-              <w:bottom w:w="140" w:type="dxa"/>
-              <w:left w:w="180" w:type="dxa"/>
-              <w:right w:w="180" w:type="dxa"/>
-            </w:tcMar>
-          </w:tcPr>
-          <w:p>
-            <w:pPr>
-              <w:spacing w:after="0"/>
-            </w:pPr>
-            <w:r>
-              <w:rPr>
-                <w:b/>
-                <w:color w:val="1E40AF"/>
-                <w:sz w:val="20"/>
-              </w:rPr>
-              <w:t>🇬🇧 Lời thoại Tiếng Anh (English Spoken Script):</w:t>
-              <w:br/>
-            </w:r>
-            <w:r>
-              <w:rPr>
-                <w:i/>
-                <w:color w:val="1E293B"/>
-                <w:sz w:val="19"/>
-              </w:rPr>
-              <w:t>"Finally in Step 4, doctors rightfully reject black-box AI. If our algorithm tells a cardiologist to prescribe a high-potency drug, it must explain WHY. We integrate TreeSHAP based on Nobel-prize winning Shapley Values. Thanks to the Shapley Efficiency theorem, the local feature attributions sum up perfectly to the patient's individual CATE: Base population benefit: +14.0%; High SBP (165 mmHg) adds +8.5%; Elderly Age (70 yrs) adds +3.4%; Obesity BMI (31.0) adds +0.5%; Total Personalized Benefit: +26.4%. This produces a clean, transparent Itemized Decision Receipt for the electronic health record. Next, Linh will show how we process unstructured clinical text notes and chest X-ray scans!"</w:t>
-            </w:r>
-          </w:p>
-        </w:tc>
-      </w:tr>
-    </w:tbl>
-    <w:p>
-      <w:pPr>
-        <w:spacing w:after="80"/>
-      </w:pPr>
-    </w:p>
-    <w:tbl>
-      <w:tblPr>
-        <w:tblW w:type="auto" w:w="0"/>
-        <w:jc w:val="center"/>
-        <w:tblLayout w:type="fixed"/>
-        <w:tblLook w:firstColumn="1" w:firstRow="1" w:lastColumn="0" w:lastRow="0" w:noHBand="0" w:noVBand="1" w:val="04A0"/>
-      </w:tblPr>
-      <w:tblGrid>
-        <w:gridCol w:w="9360"/>
-      </w:tblGrid>
-      <w:tr>
-        <w:tc>
-          <w:tcPr>
-            <w:tcW w:type="dxa" w:w="8640"/>
-            <w:shd w:fill="F0FDF4"/>
-            <w:tcMar>
-              <w:top w:w="140" w:type="dxa"/>
-              <w:bottom w:w="140" w:type="dxa"/>
-              <w:left w:w="180" w:type="dxa"/>
-              <w:right w:w="180" w:type="dxa"/>
-            </w:tcMar>
-          </w:tcPr>
-          <w:p>
-            <w:pPr>
-              <w:spacing w:after="0"/>
-            </w:pPr>
-            <w:r>
-              <w:rPr>
-                <w:b/>
-                <w:color w:val="166534"/>
-                <w:sz w:val="20"/>
-              </w:rPr>
-              <w:t>🇻🇳 Lời thoại Tiếng Việt (Vietnamese Script):</w:t>
-              <w:br/>
-            </w:r>
-            <w:r>
-              <w:rPr>
-                <w:color w:val="1E293B"/>
-                <w:sz w:val="19"/>
-              </w:rPr>
-              <w:t>"Cuối cùng ở Bước 4, bác sĩ hoàn toàn có lý khi từ chối tin tưởng các mô hình 'hộp đen' khó hiểu. Khi AI đề xuất kê đơn một loại thuốc mạnh, nó bắt buộc phải giải thích TẠI SAO. Nhóm tích hợp thuật toán TreeSHAP dựa trên lý thuyết Giá trị Shapley (đoạt giải Nobel). Nhờ định lý cộng tính (Shapley Additivity), tổng các đóng góp biên giải thích trọn vẹn 100% con số CATE của bệnh nhân: Lợi ích nền dân số: +14.0%; Huyết áp tâm thu cao (165 mmHg) đóng góp thêm: +8.5%; Độ tuổi cao (70 tuổi) đóng góp thêm: +3.4%; Thừa cân BMI (31.0) đóng góp thêm: +0.5%; 👉 Tổng Lợi Ích Cá Thể Hóa: +26.4%. Điều này tạo ra một 'Hóa đơn giải trình quyết định' minh bạch gắn thẳng vào bệnh án điện tử. Tiếp theo, xin mời bạn Linh trình bày về kỹ thuật xử lý văn bản bệnh án và ảnh X-quang phổi!"</w:t>
-            </w:r>
-          </w:p>
-        </w:tc>
-      </w:tr>
-    </w:tbl>
-    <w:p>
-      <w:pPr>
-        <w:spacing w:after="80"/>
-      </w:pPr>
-    </w:p>
-    <w:p>
-      <w:pPr>
-        <w:spacing w:before="80" w:after="40"/>
-      </w:pPr>
-      <w:r>
-        <w:rPr>
-          <w:b/>
-          <w:color w:val="B45309"/>
-          <w:sz w:val="20"/>
-        </w:rPr>
-        <w:t>📐 Điểm Toán học &amp; Machine Learning cần nhấn mạnh:</w:t>
-      </w:r>
-    </w:p>
-    <w:p>
-      <w:pPr>
-        <w:pStyle w:val="ListBullet"/>
-        <w:spacing w:after="40"/>
-      </w:pPr>
-      <w:r>
-        <w:rPr>
-          <w:color w:val="334155"/>
-          <w:sz w:val="19"/>
-        </w:rPr>
-        <w:t>Định lý cộng tính Shapley: f(x) = E[f(X)] + ∑ φ_i(x) = 14.0% + 8.5% + 3.4% + 0.5% = +26.4%.</w:t>
-      </w:r>
-    </w:p>
-    <w:p>
-      <w:pPr>
-        <w:pStyle w:val="ListBullet"/>
-        <w:spacing w:after="40"/>
-      </w:pPr>
-      <w:r>
-        <w:rPr>
-          <w:color w:val="334155"/>
-          <w:sz w:val="19"/>
-        </w:rPr>
-        <w:t>Đảm bảo tính công bằng và giải trình cục bộ tuyệt đối cho bác sĩ điều trị.</w:t>
-      </w:r>
-    </w:p>
-    <w:p>
-      <w:pPr>
-        <w:spacing w:before="320" w:after="120"/>
-      </w:pPr>
-      <w:r>
-        <w:rPr>
-          <w:b/>
-          <w:color w:val="B91C1C"/>
-          <w:sz w:val="24"/>
-        </w:rPr>
-        <w:t>🎯 BỘ CÂU HỎI &amp; TRẢ LỜI PHẢN BIỆN DỰ KIẾN (Q&amp;A PREPARATION)</w:t>
-      </w:r>
-    </w:p>
-    <w:p>
-      <w:pPr>
-        <w:spacing w:after="40"/>
-      </w:pPr>
-      <w:r>
-        <w:rPr>
-          <w:b/>
-          <w:color w:val="0F172A"/>
-          <w:sz w:val="20"/>
-        </w:rPr>
-        <w:t>❓ Tại sao C-for-benefit chỉ đạt 0.6342, nghe có vẻ thấp hơn C-index thông thường (0.77 - 0.80)?</w:t>
-      </w:r>
-    </w:p>
-    <w:p>
-      <w:pPr>
-        <w:spacing w:after="160"/>
-      </w:pPr>
-      <w:r>
-        <w:rPr>
-          <w:color w:val="1E293B"/>
-          <w:sz w:val="19"/>
-        </w:rPr>
-        <w:t>💡 Trả lời: C-index thông thường đo nguy cơ tuyệt đối Y, chỉ cần phân biệt người sống vs người chết. C-for-benefit đo hiệu ứng chênh lệch giữa hai kết cục song song Y(0) - Y(1), vốn bị nhiễu gấp đôi do phải ghép cặp 2 cá nhân khác nhau. Trong bài báo nền tảng của van Klaveren (2018), mô hình lâm sàng tốt nhất cũng chỉ đạt 0.60–0.65. Con số 0.6342 là mức độ phân loại rất chuẩn mực trong y tế.</w:t>
-      </w:r>
-    </w:p>
-    <w:p>
-      <w:pPr>
-        <w:spacing w:after="40"/>
-      </w:pPr>
-      <w:r>
-        <w:rPr>
-          <w:b/>
-          <w:color w:val="0F172A"/>
-          <w:sz w:val="20"/>
-        </w:rPr>
-        <w:t>❓ X-Learner khác gì T-Learner và khi nào nên dùng X-Learner?</w:t>
-      </w:r>
-    </w:p>
-    <w:p>
-      <w:pPr>
-        <w:spacing w:after="160"/>
-      </w:pPr>
-      <w:r>
-        <w:rPr>
-          <w:color w:val="1E293B"/>
-          <w:sz w:val="19"/>
-        </w:rPr>
-        <w:t>💡 Trả lời: T-Learner dùng tốt khi 2 nhóm điều trị và đối chứng có kích thước tương đương nhau. Khi dữ liệu mất cân bằng nặng (ví dụ nhóm dùng thuốc chỉ chiếm 5%, nhóm đối chứng 95%), mô hình μ̂_1 sẽ thiếu dữ liệu. X-Learner giải quyết bằng cách ước lượng Imputed Counterfactuals theo 2 giai đoạn chéo nhau, tối ưu khi dữ liệu mất cân bằng.</w:t>
-      </w:r>
-    </w:p>
+    <w:p/>
     <w:sectPr>
       <w:pgSz w:w="12240" w:h="15840"/>
-      <w:pgMar w:top="1440" w:right="1800" w:bottom="1440" w:left="1800" w:header="720" w:footer="720" w:gutter="0"/>
+      <w:pgMar w:top="1152" w:right="1152" w:bottom="1152" w:left="1152" w:header="720" w:footer="720" w:gutter="0"/>
       <w:cols w:space="720"/>
       <w:docGrid w:linePitch="360"/>
     </w:sectPr>

--- a/PRESENTATION_GUIDE_HIEU.docx
+++ b/PRESENTATION_GUIDE_HIEU.docx
@@ -2,71 +2,141 @@
 <file path=word/document.xml><?xml version="1.0" encoding="utf-8"?>
 <w:document xmlns:wpc="http://schemas.microsoft.com/office/word/2010/wordprocessingCanvas" xmlns:mo="http://schemas.microsoft.com/office/mac/office/2008/main" xmlns:mc="http://schemas.openxmlformats.org/markup-compatibility/2006" xmlns:mv="urn:schemas-microsoft-com:mac:vml" xmlns:o="urn:schemas-microsoft-com:office:office" xmlns:r="http://schemas.openxmlformats.org/officeDocument/2006/relationships" xmlns:m="http://schemas.openxmlformats.org/officeDocument/2006/math" xmlns:v="urn:schemas-microsoft-com:vml" xmlns:wp14="http://schemas.microsoft.com/office/word/2010/wordprocessingDrawing" xmlns:wp="http://schemas.openxmlformats.org/drawingml/2006/wordprocessingDrawing" xmlns:w10="urn:schemas-microsoft-com:office:word" xmlns:w="http://schemas.openxmlformats.org/wordprocessingml/2006/main" xmlns:w14="http://schemas.microsoft.com/office/word/2010/wordml" xmlns:wpg="http://schemas.microsoft.com/office/word/2010/wordprocessingGroup" xmlns:wpi="http://schemas.microsoft.com/office/word/2010/wordprocessingInk" xmlns:wne="http://schemas.microsoft.com/office/word/2006/wordml" xmlns:wps="http://schemas.microsoft.com/office/word/2010/wordprocessingShape" mc:Ignorable="w14 wp14">
   <w:body>
+    <w:p>
+      <w:r>
+        <w:rPr>
+          <w:rFonts w:ascii="Arial" w:hAnsi="Arial"/>
+          <w:b/>
+          <w:color w:val="64748B"/>
+          <w:sz w:val="17"/>
+        </w:rPr>
+        <w:t>M9 — INTRODUCTION TO MACHINE LEARNING · 100% COURSE 3 SUMMARY COMPLIANT</w:t>
+      </w:r>
+    </w:p>
+    <w:p>
+      <w:r>
+        <w:rPr>
+          <w:rFonts w:ascii="Arial" w:hAnsi="Arial"/>
+          <w:b/>
+          <w:color w:val="059669"/>
+          <w:sz w:val="34"/>
+        </w:rPr>
+        <w:t>PART 2: PRECISION CATE, T-LEARNER &amp; SHAP ATTRIBUTION</w:t>
+      </w:r>
+    </w:p>
+    <w:p>
+      <w:r>
+        <w:rPr>
+          <w:rFonts w:ascii="Arial" w:hAnsi="Arial"/>
+          <w:color w:val="475569"/>
+          <w:sz w:val="21"/>
+        </w:rPr>
+        <w:t>Official Speaking Guide &amp; Interactive Demo Plan (Week 1, V8–12 &amp; Week 3, V4–6)</w:t>
+      </w:r>
+    </w:p>
     <w:tbl>
       <w:tblPr>
         <w:tblW w:type="auto" w:w="0"/>
         <w:jc w:val="center"/>
+        <w:tblLayout w:type="fixed"/>
         <w:tblLook w:firstColumn="1" w:firstRow="1" w:lastColumn="0" w:lastRow="0" w:noHBand="0" w:noVBand="1" w:val="04A0"/>
       </w:tblPr>
       <w:tblGrid>
-        <w:gridCol w:w="9936"/>
+        <w:gridCol w:w="4896"/>
+        <w:gridCol w:w="4896"/>
       </w:tblGrid>
       <w:tr>
         <w:tc>
           <w:tcPr>
-            <w:tcW w:type="dxa" w:w="9936"/>
-            <w:shd w:fill="0f172a"/>
+            <w:tcW w:type="dxa" w:w="4896"/>
+            <w:shd w:fill="F1F5F9"/>
             <w:tcMar>
-              <w:top w:w="200" w:type="dxa"/>
-              <w:bottom w:w="200" w:type="dxa"/>
-              <w:left w:w="240" w:type="dxa"/>
-              <w:right w:w="240" w:type="dxa"/>
+              <w:top w:w="80" w:type="dxa"/>
+              <w:bottom w:w="80" w:type="dxa"/>
+              <w:left w:w="120" w:type="dxa"/>
+              <w:right w:w="120" w:type="dxa"/>
             </w:tcMar>
           </w:tcPr>
           <w:p>
-            <w:pPr>
-              <w:jc w:val="left"/>
-            </w:pPr>
             <w:r>
               <w:rPr>
-                <w:rFonts w:ascii="Calibri" w:hAnsi="Calibri"/>
+                <w:rFonts w:ascii="Arial" w:hAnsi="Arial"/>
                 <w:b/>
-                <w:color w:val="93C5FD"/>
+                <w:color w:val="1E293B"/>
                 <w:sz w:val="17"/>
               </w:rPr>
-              <w:t>M9: INTRODUCTION TO MACHINE LEARNING · FINAL PRESENTATION DECK</w:t>
-              <w:br/>
+              <w:t>👤 Presenter: Đặng Trung Hiếu (ID: 20225003)</w:t>
             </w:r>
+          </w:p>
+        </w:tc>
+        <w:tc>
+          <w:tcPr>
+            <w:tcW w:type="dxa" w:w="4896"/>
+            <w:shd w:fill="F1F5F9"/>
+            <w:tcMar>
+              <w:top w:w="80" w:type="dxa"/>
+              <w:bottom w:w="80" w:type="dxa"/>
+              <w:left w:w="120" w:type="dxa"/>
+              <w:right w:w="120" w:type="dxa"/>
+            </w:tcMar>
+          </w:tcPr>
+          <w:p>
             <w:r>
               <w:rPr>
-                <w:rFonts w:ascii="Calibri" w:hAnsi="Calibri"/>
-                <w:b/>
-                <w:color w:val="FFFFFF"/>
-                <w:sz w:val="32"/>
+                <w:rFonts w:ascii="Arial" w:hAnsi="Arial"/>
+                <w:b w:val="0"/>
+                <w:color w:val="1E293B"/>
+                <w:sz w:val="17"/>
               </w:rPr>
-              <w:t>PART 2: INDIVIDUALIZED CATE, T-LEARNER VS S-LEARNER &amp; SHAP RECEIPTS</w:t>
-              <w:br/>
+              <w:t>🎭 Role: DEV 1 · Treatment Effect Modeling &amp; SHAP Attribution</w:t>
             </w:r>
+          </w:p>
+        </w:tc>
+      </w:tr>
+      <w:tr>
+        <w:tc>
+          <w:tcPr>
+            <w:tcW w:type="dxa" w:w="4896"/>
+            <w:shd w:fill="F1F5F9"/>
+            <w:tcMar>
+              <w:top w:w="80" w:type="dxa"/>
+              <w:bottom w:w="80" w:type="dxa"/>
+              <w:left w:w="120" w:type="dxa"/>
+              <w:right w:w="120" w:type="dxa"/>
+            </w:tcMar>
+          </w:tcPr>
+          <w:p>
             <w:r>
               <w:rPr>
-                <w:rFonts w:ascii="Calibri" w:hAnsi="Calibri"/>
-                <w:color w:val="CBD5E1"/>
-                <w:sz w:val="21"/>
+                <w:rFonts w:ascii="Arial" w:hAnsi="Arial"/>
+                <w:b/>
+                <w:color w:val="1E293B"/>
+                <w:sz w:val="17"/>
               </w:rPr>
-              <w:t>Detailed Presentation Script &amp; Interactive Demo Guide (3 Unified Chapters)</w:t>
-              <w:br/>
-              <w:br/>
+              <w:t>⏱️ Allocated Time: 4.5 Minutes</w:t>
             </w:r>
+          </w:p>
+        </w:tc>
+        <w:tc>
+          <w:tcPr>
+            <w:tcW w:type="dxa" w:w="4896"/>
+            <w:shd w:fill="F1F5F9"/>
+            <w:tcMar>
+              <w:top w:w="80" w:type="dxa"/>
+              <w:bottom w:w="80" w:type="dxa"/>
+              <w:left w:w="120" w:type="dxa"/>
+              <w:right w:w="120" w:type="dxa"/>
+            </w:tcMar>
+          </w:tcPr>
+          <w:p>
             <w:r>
               <w:rPr>
-                <w:rFonts w:ascii="Calibri" w:hAnsi="Calibri"/>
-                <w:b/>
-                <w:color w:val="FBBF24"/>
-                <w:sz w:val="19"/>
+                <w:rFonts w:ascii="Arial" w:hAnsi="Arial"/>
+                <w:b w:val="0"/>
+                <w:color w:val="1E293B"/>
+                <w:sz w:val="17"/>
               </w:rPr>
-              <w:t>👤 Presenter: Đặng Trung Hiếu  |  🎯 Role: Precision CATE Modeling &amp; Tree Explainability</w:t>
-              <w:br/>
-              <w:t>🆔 Student ID: 20225003  |  ✉️ Email: 20225003@student.vgu.edu.vn  |  ⏱️ Duration: 5.0 Mins</w:t>
+              <w:t>🎯 Alignment: AI_For_Medical_Treatment_Course3_Summary.docx</w:t>
             </w:r>
           </w:p>
         </w:tc>
@@ -74,76 +144,204 @@
     </w:tbl>
     <w:p/>
     <w:p>
-      <w:pPr>
-        <w:keepNext/>
-        <w:spacing w:before="280" w:after="80"/>
-      </w:pPr>
       <w:r>
         <w:rPr>
-          <w:rFonts w:ascii="Calibri" w:hAnsi="Calibri"/>
+          <w:rFonts w:ascii="Arial" w:hAnsi="Arial"/>
           <w:b/>
           <w:color w:val="059669"/>
           <w:sz w:val="24"/>
         </w:rPr>
-        <w:t>📍 CHAPTER 1: INDIVIDUAL RISK PROFILING &amp; PERSONALIZED CATE  [⏱️ 1.5 Phút]</w:t>
+        <w:t>📌 Chapter 1: Individualized CATE Profiling (Week 1, V8) (1.5 mins)</w:t>
       </w:r>
     </w:p>
     <w:tbl>
       <w:tblPr>
         <w:tblW w:type="auto" w:w="0"/>
         <w:jc w:val="center"/>
+        <w:tblLayout w:type="fixed"/>
         <w:tblLook w:firstColumn="1" w:firstRow="1" w:lastColumn="0" w:lastRow="0" w:noHBand="0" w:noVBand="1" w:val="04A0"/>
       </w:tblPr>
       <w:tblGrid>
-        <w:gridCol w:w="9936"/>
+        <w:gridCol w:w="9792"/>
       </w:tblGrid>
       <w:tr>
         <w:tc>
           <w:tcPr>
-            <w:tcW w:type="dxa" w:w="9936"/>
-            <w:shd w:fill="eff6ff"/>
+            <w:tcW w:type="dxa" w:w="9792"/>
+            <w:shd w:fill="EFF6FF"/>
             <w:tcMar>
-              <w:top w:w="100" w:type="dxa"/>
-              <w:bottom w:w="100" w:type="dxa"/>
-              <w:left w:w="180" w:type="dxa"/>
-              <w:right w:w="180" w:type="dxa"/>
+              <w:top w:w="80" w:type="dxa"/>
+              <w:bottom w:w="80" w:type="dxa"/>
+              <w:left w:w="120" w:type="dxa"/>
+              <w:right w:w="120" w:type="dxa"/>
             </w:tcMar>
           </w:tcPr>
           <w:p>
-            <w:pPr>
-              <w:spacing w:after="40"/>
-            </w:pPr>
             <w:r>
               <w:rPr>
-                <w:rFonts w:ascii="Calibri" w:hAnsi="Calibri"/>
+                <w:rFonts w:ascii="Arial" w:hAnsi="Arial"/>
                 <w:b/>
                 <w:color w:val="1E40AF"/>
-                <w:sz w:val="19"/>
+                <w:sz w:val="17"/>
               </w:rPr>
-              <w:t>🖥️ LIVE DEMO SCREEN ACTIONS (Thao tác màn hình):</w:t>
+              <w:t>🎯 Syllabus Focus &amp; Learning Objectives</w:t>
               <w:br/>
             </w:r>
             <w:r>
               <w:rPr>
-                <w:rFonts w:ascii="Calibri" w:hAnsi="Calibri"/>
-                <w:color w:val="0F172A"/>
+                <w:rFonts w:ascii="Arial" w:hAnsi="Arial"/>
+                <w:color w:val="1E293B"/>
                 <w:sz w:val="19"/>
               </w:rPr>
-              <w:t>1. Click tab 'Hiếu' trên thanh Menu.</w:t>
-              <w:br/>
-              <w:t>2. Click preset 'Alex (Young)' &amp;bull; sau đó click preset 'Grandpa An' trong Card 2.</w:t>
-              <w:br/>
-              <w:t>3. Quan sát sự thay đổi giữa thanh rủi ro Untreated vs Treated Risk trong Card 6.</w:t>
+              <w:t>1.8 Conditional Average Treatment Effect (CATE) definition, baseline risk profiling from Age, SBP, BMI, and personalized net benefit.</w:t>
+            </w:r>
+          </w:p>
+        </w:tc>
+      </w:tr>
+      <w:tr>
+        <w:tc>
+          <w:tcPr>
+            <w:tcW w:type="dxa" w:w="9792"/>
+            <w:shd w:fill="F8FAFC"/>
+            <w:tcMar>
+              <w:top w:w="80" w:type="dxa"/>
+              <w:bottom w:w="80" w:type="dxa"/>
+              <w:left w:w="120" w:type="dxa"/>
+              <w:right w:w="120" w:type="dxa"/>
+            </w:tcMar>
+          </w:tcPr>
+          <w:p>
+            <w:r>
+              <w:rPr>
+                <w:rFonts w:ascii="Arial" w:hAnsi="Arial"/>
+                <w:b/>
+                <w:color w:val="0F172A"/>
+                <w:sz w:val="17"/>
+              </w:rPr>
+              <w:t>👉 Screen &amp; UI Interactive Actions</w:t>
               <w:br/>
             </w:r>
             <w:r>
               <w:rPr>
-                <w:rFonts w:ascii="Calibri" w:hAnsi="Calibri"/>
-                <w:i/>
-                <w:color w:val="475569"/>
-                <w:sz w:val="18"/>
+                <w:rFonts w:ascii="Arial" w:hAnsi="Arial"/>
+                <w:color w:val="1E293B"/>
+                <w:sz w:val="19"/>
               </w:rPr>
-              <w:t>👉 Target UI Elements: h_step_1, p_btn_2, p_btn_1, h_disp_cate, h_bar_ctrl, h_bar_trt, h_val_ctrl, h_val_trt</w:t>
+              <w:t>1. Click tab 'Hiếu' · Flow Step 1 'Individual CATE' is active.</w:t>
+              <w:br/>
+              <w:t>2. Click preset 'Alex (Young)' -&gt; CATE = +2.0%.</w:t>
+              <w:br/>
+              <w:t>3. Click preset 'Grandpa An (Patient 62y)' -&gt; CATE = +26.4%.</w:t>
+              <w:br/>
+              <w:t>4. Show Card 6 risk bars: 48.2% untreated drops to 21.8% treated.</w:t>
+            </w:r>
+          </w:p>
+        </w:tc>
+      </w:tr>
+      <w:tr>
+        <w:tc>
+          <w:tcPr>
+            <w:tcW w:type="dxa" w:w="9792"/>
+            <w:shd w:fill="FFFFFF"/>
+            <w:tcMar>
+              <w:top w:w="80" w:type="dxa"/>
+              <w:bottom w:w="80" w:type="dxa"/>
+              <w:left w:w="120" w:type="dxa"/>
+              <w:right w:w="120" w:type="dxa"/>
+            </w:tcMar>
+          </w:tcPr>
+          <w:p>
+            <w:r>
+              <w:rPr>
+                <w:rFonts w:ascii="Arial" w:hAnsi="Arial"/>
+                <w:b/>
+                <w:color w:val="1E293B"/>
+                <w:sz w:val="17"/>
+              </w:rPr>
+              <w:t>🎙️ Complete Spoken Presentation Script</w:t>
+              <w:br/>
+            </w:r>
+            <w:r>
+              <w:rPr>
+                <w:rFonts w:ascii="Arial" w:hAnsi="Arial"/>
+                <w:color w:val="1E293B"/>
+                <w:sz w:val="19"/>
+              </w:rPr>
+              <w:t>"Thank you Khương. Machine learning estimates each patient's individual benefit by conditioning on their biological features X = {Age, SBP, BMI}. For Alex (Age 35, SBP 118), his untreated risk is only 5.4%, reducing to 3.4% with the drug—a minor +2.0% benefit where medication is unnecessary. But for Grandpa An (Age 62, SBP 165, BMI 31), his untreated risk of 48.2% plummets to 21.8%—a massive +26.4% Net Benefit. Precision AI allows us to target treatments where they matter most."</w:t>
+            </w:r>
+          </w:p>
+        </w:tc>
+      </w:tr>
+      <w:tr>
+        <w:tc>
+          <w:tcPr>
+            <w:tcW w:type="dxa" w:w="9792"/>
+            <w:shd w:fill="F1F5F9"/>
+            <w:tcMar>
+              <w:top w:w="80" w:type="dxa"/>
+              <w:bottom w:w="80" w:type="dxa"/>
+              <w:left w:w="120" w:type="dxa"/>
+              <w:right w:w="120" w:type="dxa"/>
+            </w:tcMar>
+          </w:tcPr>
+          <w:p>
+            <w:r>
+              <w:rPr>
+                <w:rFonts w:ascii="Arial" w:hAnsi="Arial"/>
+                <w:b/>
+                <w:color w:val="0F766E"/>
+                <w:sz w:val="17"/>
+              </w:rPr>
+              <w:t>📐 Dynamic Mathematical Formula &amp; Logic</w:t>
+              <w:br/>
+            </w:r>
+            <w:r>
+              <w:rPr>
+                <w:rFonts w:ascii="Arial" w:hAnsi="Arial"/>
+                <w:color w:val="1E293B"/>
+                <w:sz w:val="19"/>
+              </w:rPr>
+              <w:t>CATE(X) = E[Y(0) - Y(1) | X] = μ_0(X) - μ_1(X)</w:t>
+              <w:br/>
+              <w:t>Grandpa An CATE: 48.2% - 21.8% = +26.4% Net Benefit</w:t>
+              <w:br/>
+              <w:t>Alex CATE: 5.4% - 3.4% = +2.0% Benefit</w:t>
+            </w:r>
+          </w:p>
+        </w:tc>
+      </w:tr>
+      <w:tr>
+        <w:tc>
+          <w:tcPr>
+            <w:tcW w:type="dxa" w:w="9792"/>
+            <w:shd w:fill="F0FDF4"/>
+            <w:tcMar>
+              <w:top w:w="80" w:type="dxa"/>
+              <w:bottom w:w="80" w:type="dxa"/>
+              <w:left w:w="120" w:type="dxa"/>
+              <w:right w:w="120" w:type="dxa"/>
+            </w:tcMar>
+          </w:tcPr>
+          <w:p>
+            <w:r>
+              <w:rPr>
+                <w:rFonts w:ascii="Arial" w:hAnsi="Arial"/>
+                <w:b/>
+                <w:color w:val="166534"/>
+                <w:sz w:val="17"/>
+              </w:rPr>
+              <w:t>📊 Key Deliverables &amp; Validation Metrics</w:t>
+              <w:br/>
+            </w:r>
+            <w:r>
+              <w:rPr>
+                <w:rFonts w:ascii="Arial" w:hAnsi="Arial"/>
+                <w:color w:val="1E293B"/>
+                <w:sz w:val="19"/>
+              </w:rPr>
+              <w:t>• Personalized Stratification: Grandpa An (+26.4%) vs Alex (+2.0%)</w:t>
+              <w:br/>
+              <w:t>• Actionable Guidance: Immediate prescription recommended for CATE &gt; 15%.</w:t>
             </w:r>
           </w:p>
         </w:tc>
@@ -151,133 +349,205 @@
     </w:tbl>
     <w:p/>
     <w:p>
-      <w:pPr>
-        <w:spacing w:before="80" w:after="80"/>
-      </w:pPr>
       <w:r>
         <w:rPr>
-          <w:rFonts w:ascii="Calibri" w:hAnsi="Calibri"/>
-          <w:b/>
-          <w:color w:val="0F172A"/>
-          <w:sz w:val="20"/>
-        </w:rPr>
-        <w:t>🎙️ Lời Thoại Thuyết Trình (English Speech):</w:t>
-        <w:br/>
-      </w:r>
-      <w:r>
-        <w:rPr>
-          <w:rFonts w:ascii="Calibri" w:hAnsi="Calibri"/>
-          <w:color w:val="1E293B"/>
-          <w:sz w:val="20"/>
-        </w:rPr>
-        <w:t>"Thank you Khương. To move from population averages to precision medicine, our machine learning model estimates the Conditional Average Treatment Effect (CATE): CATE(X) = E[Y(0) - Y(1) | X]. Comparing our two patient profiles: for young Alex (Age 35, SBP 118), his baseline untreated risk is only 5.4%, yielding a negligible drug benefit of +2.0%. Prescribing medication here causes unnecessary cost and side effects. In contrast, for Grandpa An (Age 70, SBP 165, BMI 31), his baseline untreated risk is 48.2%, which plummets to 21.8% under treatment—generating a massive +26.4% Net Risk Drop. Grandpa An benefits 13 times more than Alex."</w:t>
-        <w:br/>
-        <w:br/>
-      </w:r>
-      <w:r>
-        <w:rPr>
-          <w:rFonts w:ascii="Calibri" w:hAnsi="Calibri"/>
-          <w:b/>
-          <w:color w:val="10B981"/>
-          <w:sz w:val="19"/>
-        </w:rPr>
-        <w:t>💡 Hướng Dẫn &amp; Gợi Ý Diễn Đạt (Vietnamese Note):</w:t>
-        <w:br/>
-      </w:r>
-      <w:r>
-        <w:rPr>
-          <w:rFonts w:ascii="Calibri" w:hAnsi="Calibri"/>
-          <w:color w:val="475569"/>
-          <w:sz w:val="19"/>
-        </w:rPr>
-        <w:t>Nhấn mạnh sự đối lập giữa Alex (trẻ, nguy cơ thấp, chỉ giảm 2%) và Cụ An (già, huyết áp 165, giảm tận 26.4%). Đây là minh chứng cốt lõi tại sao AI cá nhân hóa đánh bại phác đồ cào bằng.</w:t>
-      </w:r>
-    </w:p>
-    <w:p>
-      <w:pPr>
-        <w:spacing w:before="80" w:after="120"/>
-      </w:pPr>
-      <w:r>
-        <w:rPr>
-          <w:rFonts w:ascii="Calibri" w:hAnsi="Calibri"/>
-          <w:b/>
-          <w:color w:val="B45309"/>
-          <w:sz w:val="19"/>
-        </w:rPr>
-        <w:t>🏆 Hero Metric &amp; Math: CATE(Grandpa An) = 48.2% - 21.8% = +26.4% Benefit  |  CATE(Alex) = 5.4% - 3.4% = +2.0%</w:t>
-      </w:r>
-    </w:p>
-    <w:p>
-      <w:pPr>
-        <w:keepNext/>
-        <w:spacing w:before="280" w:after="80"/>
-      </w:pPr>
-      <w:r>
-        <w:rPr>
-          <w:rFonts w:ascii="Calibri" w:hAnsi="Calibri"/>
+          <w:rFonts w:ascii="Arial" w:hAnsi="Arial"/>
           <w:b/>
           <w:color w:val="059669"/>
           <w:sz w:val="24"/>
         </w:rPr>
-        <w:t>📍 CHAPTER 2: ARCHITECTURE BATTLE: T-LEARNER VS S-LEARNER SHRINKAGE BIAS  [⏱️ 1.5 Phút]</w:t>
+        <w:t>📌 Chapter 2: Architecture Battle: T-Learner vs S-Learner Trap (Week 1, V8–9) (1.5 mins)</w:t>
       </w:r>
     </w:p>
     <w:tbl>
       <w:tblPr>
         <w:tblW w:type="auto" w:w="0"/>
         <w:jc w:val="center"/>
+        <w:tblLayout w:type="fixed"/>
         <w:tblLook w:firstColumn="1" w:firstRow="1" w:lastColumn="0" w:lastRow="0" w:noHBand="0" w:noVBand="1" w:val="04A0"/>
       </w:tblPr>
       <w:tblGrid>
-        <w:gridCol w:w="9936"/>
+        <w:gridCol w:w="9792"/>
       </w:tblGrid>
       <w:tr>
         <w:tc>
           <w:tcPr>
-            <w:tcW w:type="dxa" w:w="9936"/>
-            <w:shd w:fill="eff6ff"/>
+            <w:tcW w:type="dxa" w:w="9792"/>
+            <w:shd w:fill="EFF6FF"/>
             <w:tcMar>
-              <w:top w:w="100" w:type="dxa"/>
-              <w:bottom w:w="100" w:type="dxa"/>
-              <w:left w:w="180" w:type="dxa"/>
-              <w:right w:w="180" w:type="dxa"/>
+              <w:top w:w="80" w:type="dxa"/>
+              <w:bottom w:w="80" w:type="dxa"/>
+              <w:left w:w="120" w:type="dxa"/>
+              <w:right w:w="120" w:type="dxa"/>
             </w:tcMar>
           </w:tcPr>
           <w:p>
-            <w:pPr>
-              <w:spacing w:after="40"/>
-            </w:pPr>
             <w:r>
               <w:rPr>
-                <w:rFonts w:ascii="Calibri" w:hAnsi="Calibri"/>
+                <w:rFonts w:ascii="Arial" w:hAnsi="Arial"/>
                 <w:b/>
                 <w:color w:val="1E40AF"/>
-                <w:sz w:val="19"/>
+                <w:sz w:val="17"/>
               </w:rPr>
-              <w:t>🖥️ LIVE DEMO SCREEN ACTIONS (Thao tác màn hình):</w:t>
+              <w:t>🎯 Syllabus Focus &amp; Learning Objectives</w:t>
               <w:br/>
             </w:r>
             <w:r>
               <w:rPr>
-                <w:rFonts w:ascii="Calibri" w:hAnsi="Calibri"/>
-                <w:color w:val="0F172A"/>
+                <w:rFonts w:ascii="Arial" w:hAnsi="Arial"/>
+                <w:color w:val="1E293B"/>
                 <w:sz w:val="19"/>
               </w:rPr>
-              <w:t>1. Click Flow Step 02 'T vs S Learner'.</w:t>
-              <w:br/>
-              <w:t>2. Click nút '🌲 S-Learner (Shrinkage)' &amp;bull; sau đó click '🌲🌲 T-Learner (2 Doctors)'.</w:t>
-              <w:br/>
-              <w:t>3. Kéo thanh trượt 'Tree Regularization (Depth)' từ 4 lên 8.</w:t>
+              <w:t>1.9 T-Learner (two specialized models) vs S-Learner (single model), and the mathematical trap of Regularization Shrinkage Bias.</w:t>
+            </w:r>
+          </w:p>
+        </w:tc>
+      </w:tr>
+      <w:tr>
+        <w:tc>
+          <w:tcPr>
+            <w:tcW w:type="dxa" w:w="9792"/>
+            <w:shd w:fill="F8FAFC"/>
+            <w:tcMar>
+              <w:top w:w="80" w:type="dxa"/>
+              <w:bottom w:w="80" w:type="dxa"/>
+              <w:left w:w="120" w:type="dxa"/>
+              <w:right w:w="120" w:type="dxa"/>
+            </w:tcMar>
+          </w:tcPr>
+          <w:p>
+            <w:r>
+              <w:rPr>
+                <w:rFonts w:ascii="Arial" w:hAnsi="Arial"/>
+                <w:b/>
+                <w:color w:val="0F172A"/>
+                <w:sz w:val="17"/>
+              </w:rPr>
+              <w:t>👉 Screen &amp; UI Interactive Actions</w:t>
               <w:br/>
             </w:r>
             <w:r>
               <w:rPr>
-                <w:rFonts w:ascii="Calibri" w:hAnsi="Calibri"/>
-                <w:i/>
-                <w:color w:val="475569"/>
-                <w:sz w:val="18"/>
+                <w:rFonts w:ascii="Arial" w:hAnsi="Arial"/>
+                <w:color w:val="1E293B"/>
+                <w:sz w:val="19"/>
               </w:rPr>
-              <w:t>👉 Target UI Elements: h_step_2, h_btn_m_s, h_btn_m_t, h_sl_reg, h_out_cate_box, h_v_step2</w:t>
+              <w:t>1. Click Flow Step 2 'T vs S Learner'.</w:t>
+              <w:br/>
+              <w:t>2. Click '🌲 S-Learner (Shrinkage)' button -&gt; Show estimated benefit drops to +15.2%.</w:t>
+              <w:br/>
+              <w:t>3. Click '🌲🌲 T-Learner (2 Doctors)' button -&gt; Restores true unbiased +26.4% benefit.</w:t>
+              <w:br/>
+              <w:t>4. Adjust tree depth slider to demonstrate shrinkage severity.</w:t>
+            </w:r>
+          </w:p>
+        </w:tc>
+      </w:tr>
+      <w:tr>
+        <w:tc>
+          <w:tcPr>
+            <w:tcW w:type="dxa" w:w="9792"/>
+            <w:shd w:fill="FFFFFF"/>
+            <w:tcMar>
+              <w:top w:w="80" w:type="dxa"/>
+              <w:bottom w:w="80" w:type="dxa"/>
+              <w:left w:w="120" w:type="dxa"/>
+              <w:right w:w="120" w:type="dxa"/>
+            </w:tcMar>
+          </w:tcPr>
+          <w:p>
+            <w:r>
+              <w:rPr>
+                <w:rFonts w:ascii="Arial" w:hAnsi="Arial"/>
+                <w:b/>
+                <w:color w:val="1E293B"/>
+                <w:sz w:val="17"/>
+              </w:rPr>
+              <w:t>🎙️ Complete Spoken Presentation Script</w:t>
+              <w:br/>
+            </w:r>
+            <w:r>
+              <w:rPr>
+                <w:rFonts w:ascii="Arial" w:hAnsi="Arial"/>
+                <w:color w:val="1E293B"/>
+                <w:sz w:val="19"/>
+              </w:rPr>
+              <w:t>"How should we structure the causal model? An S-Learner feeds treatment W as an extra feature into one large decision tree. However, because features like SBP and Age have high variance, regularized tree algorithms split on continuous features first and penalize the binary treatment variable. Grandpa An's benefit artificially collapses from +26.4% down to +15.2% due to Regularization Shrinkage Bias.</w:t>
+              <w:br/>
+              <w:br/>
+              <w:t>To eliminate this trap, we implement a T-Learner: two completely independent models—μ_1(X) trained only on treated patients, and μ_0(X) trained on control patients. Subtracting their predictions captures 100% of treatment interactions without shrinkage bias."</w:t>
+            </w:r>
+          </w:p>
+        </w:tc>
+      </w:tr>
+      <w:tr>
+        <w:tc>
+          <w:tcPr>
+            <w:tcW w:type="dxa" w:w="9792"/>
+            <w:shd w:fill="F1F5F9"/>
+            <w:tcMar>
+              <w:top w:w="80" w:type="dxa"/>
+              <w:bottom w:w="80" w:type="dxa"/>
+              <w:left w:w="120" w:type="dxa"/>
+              <w:right w:w="120" w:type="dxa"/>
+            </w:tcMar>
+          </w:tcPr>
+          <w:p>
+            <w:r>
+              <w:rPr>
+                <w:rFonts w:ascii="Arial" w:hAnsi="Arial"/>
+                <w:b/>
+                <w:color w:val="0F766E"/>
+                <w:sz w:val="17"/>
+              </w:rPr>
+              <w:t>📐 Dynamic Mathematical Formula &amp; Logic</w:t>
+              <w:br/>
+            </w:r>
+            <w:r>
+              <w:rPr>
+                <w:rFonts w:ascii="Arial" w:hAnsi="Arial"/>
+                <w:color w:val="1E293B"/>
+                <w:sz w:val="19"/>
+              </w:rPr>
+              <w:t>T-Learner: CATE_T(X) = μ_0(X) - μ_1(X)  [Unbiased]</w:t>
+              <w:br/>
+              <w:t>S-Learner: CATE_S(X) = μ(X, 0) - μ(X, 1)  [Shrunk by -11.2%]</w:t>
+            </w:r>
+          </w:p>
+        </w:tc>
+      </w:tr>
+      <w:tr>
+        <w:tc>
+          <w:tcPr>
+            <w:tcW w:type="dxa" w:w="9792"/>
+            <w:shd w:fill="F0FDF4"/>
+            <w:tcMar>
+              <w:top w:w="80" w:type="dxa"/>
+              <w:bottom w:w="80" w:type="dxa"/>
+              <w:left w:w="120" w:type="dxa"/>
+              <w:right w:w="120" w:type="dxa"/>
+            </w:tcMar>
+          </w:tcPr>
+          <w:p>
+            <w:r>
+              <w:rPr>
+                <w:rFonts w:ascii="Arial" w:hAnsi="Arial"/>
+                <w:b/>
+                <w:color w:val="166534"/>
+                <w:sz w:val="17"/>
+              </w:rPr>
+              <w:t>📊 Key Deliverables &amp; Validation Metrics</w:t>
+              <w:br/>
+            </w:r>
+            <w:r>
+              <w:rPr>
+                <w:rFonts w:ascii="Arial" w:hAnsi="Arial"/>
+                <w:color w:val="1E293B"/>
+                <w:sz w:val="19"/>
+              </w:rPr>
+              <w:t>• Shrinkage Bias Penalty: -11.2% in S-Learner</w:t>
+              <w:br/>
+              <w:t>• T-Learner Recovery: Full +26.4% true treatment effect restored.</w:t>
             </w:r>
           </w:p>
         </w:tc>
@@ -285,294 +555,205 @@
     </w:tbl>
     <w:p/>
     <w:p>
-      <w:pPr>
-        <w:spacing w:before="80" w:after="80"/>
-      </w:pPr>
       <w:r>
         <w:rPr>
-          <w:rFonts w:ascii="Calibri" w:hAnsi="Calibri"/>
-          <w:b/>
-          <w:color w:val="0F172A"/>
-          <w:sz w:val="20"/>
-        </w:rPr>
-        <w:t>🎙️ Lời Thoại Thuyết Trình (English Speech):</w:t>
-        <w:br/>
-      </w:r>
-      <w:r>
-        <w:rPr>
-          <w:rFonts w:ascii="Calibri" w:hAnsi="Calibri"/>
-          <w:color w:val="1E293B"/>
-          <w:sz w:val="20"/>
-        </w:rPr>
-        <w:t>"How should we architect the model? In an S-Learner (Single Learner), treatment W is fed as a single feature into one decision tree. Because the tree prioritizes high-variance features like SBP and Age at its root splits, the treatment feature is regularized away—collapsing Grandpa An's estimated benefit from +26.4% down to +15.2% due to Shrinkage Bias. To solve this, we deploy a T-Learner (Two Learners): Doctor 1 is trained strictly on treated patients (Risk=21.8%), while Doctor 2 is trained strictly on control patients (Risk=48.2%). By taking the difference of two specialized models, T-Learner completely eliminates shrinkage bias and recovers 100% of true drug efficacy."</w:t>
-        <w:br/>
-        <w:br/>
-      </w:r>
-      <w:r>
-        <w:rPr>
-          <w:rFonts w:ascii="Calibri" w:hAnsi="Calibri"/>
-          <w:b/>
-          <w:color w:val="10B981"/>
-          <w:sz w:val="19"/>
-        </w:rPr>
-        <w:t>💡 Hướng Dẫn &amp; Gợi Ý Diễn Đạt (Vietnamese Note):</w:t>
-        <w:br/>
-      </w:r>
-      <w:r>
-        <w:rPr>
-          <w:rFonts w:ascii="Calibri" w:hAnsi="Calibri"/>
-          <w:color w:val="475569"/>
-          <w:sz w:val="19"/>
-        </w:rPr>
-        <w:t>Giải thích phép so sánh hình tượng: S-Learner giống như 1 bác sĩ bị quá tải chú ý vào tuổi tác mà bỏ quên thuốc. T-Learner giống như 2 bác sĩ chuyên biệt (1 người theo dõi nhóm dùng thuốc, 1 người theo dõi nhóm đối chứng) trừ đi nhau, không bị thiên lệch.</w:t>
-      </w:r>
-    </w:p>
-    <w:p>
-      <w:pPr>
-        <w:spacing w:before="80" w:after="120"/>
-      </w:pPr>
-      <w:r>
-        <w:rPr>
-          <w:rFonts w:ascii="Calibri" w:hAnsi="Calibri"/>
-          <w:b/>
-          <w:color w:val="B45309"/>
-          <w:sz w:val="19"/>
-        </w:rPr>
-        <w:t>🏆 Hero Metric &amp; Math: CATE_T = μ₀(Control) - μ₁(Treated) = +26.4% (Unbiased)  |  CATE_S = +15.2% (Shrunk by 11.2%)</w:t>
-      </w:r>
-    </w:p>
-    <w:p>
-      <w:pPr>
-        <w:keepNext/>
-        <w:spacing w:before="280" w:after="80"/>
-      </w:pPr>
-      <w:r>
-        <w:rPr>
-          <w:rFonts w:ascii="Calibri" w:hAnsi="Calibri"/>
+          <w:rFonts w:ascii="Arial" w:hAnsi="Arial"/>
           <w:b/>
           <w:color w:val="059669"/>
           <w:sz w:val="24"/>
         </w:rPr>
-        <w:t>📍 CHAPTER 3: MATCHED TWIN VALIDATION (C=0.6342) &amp; TREESHAP RECEIPTS  [⏱️ 2.0 Phút]</w:t>
+        <w:t>📌 Chapter 3: Matched Pairs Validation &amp; TreeSHAP Receipts (Week 1, V10–12 &amp; Week 3, V4–6) (1.5 mins)</w:t>
       </w:r>
     </w:p>
     <w:tbl>
       <w:tblPr>
         <w:tblW w:type="auto" w:w="0"/>
         <w:jc w:val="center"/>
+        <w:tblLayout w:type="fixed"/>
         <w:tblLook w:firstColumn="1" w:firstRow="1" w:lastColumn="0" w:lastRow="0" w:noHBand="0" w:noVBand="1" w:val="04A0"/>
       </w:tblPr>
       <w:tblGrid>
-        <w:gridCol w:w="9936"/>
+        <w:gridCol w:w="9792"/>
       </w:tblGrid>
       <w:tr>
         <w:tc>
           <w:tcPr>
-            <w:tcW w:type="dxa" w:w="9936"/>
-            <w:shd w:fill="eff6ff"/>
-            <w:tcMar>
-              <w:top w:w="100" w:type="dxa"/>
-              <w:bottom w:w="100" w:type="dxa"/>
-              <w:left w:w="180" w:type="dxa"/>
-              <w:right w:w="180" w:type="dxa"/>
-            </w:tcMar>
-          </w:tcPr>
-          <w:p>
-            <w:pPr>
-              <w:spacing w:after="40"/>
-            </w:pPr>
-            <w:r>
-              <w:rPr>
-                <w:rFonts w:ascii="Calibri" w:hAnsi="Calibri"/>
-                <w:b/>
-                <w:color w:val="1E40AF"/>
-                <w:sz w:val="19"/>
-              </w:rPr>
-              <w:t>🖥️ LIVE DEMO SCREEN ACTIONS (Thao tác màn hình):</w:t>
-              <w:br/>
-            </w:r>
-            <w:r>
-              <w:rPr>
-                <w:rFonts w:ascii="Calibri" w:hAnsi="Calibri"/>
-                <w:color w:val="0F172A"/>
-                <w:sz w:val="19"/>
-              </w:rPr>
-              <w:t>1. Click Flow Step 03 'Twin Test &amp; SHAP'.</w:t>
-              <w:br/>
-              <w:t>2. Click nút '🎲 Resample Clinical Twin Pairs' 2-3 lần.</w:t>
-              <w:br/>
-              <w:t>3. Điều chỉnh thanh trượt 'SBP Push' lên 175 mmHg trong Card 2.</w:t>
-              <w:br/>
-            </w:r>
-            <w:r>
-              <w:rPr>
-                <w:rFonts w:ascii="Calibri" w:hAnsi="Calibri"/>
-                <w:i/>
-                <w:color w:val="475569"/>
-                <w:sz w:val="18"/>
-              </w:rPr>
-              <w:t>👉 Target UI Elements: h_step_3, h_btn_resample, h_matched_table_body, h_out_matched_footer, h_v_step3, h_shap_sum</w:t>
-            </w:r>
-          </w:p>
-        </w:tc>
-      </w:tr>
-    </w:tbl>
-    <w:p/>
-    <w:p>
-      <w:pPr>
-        <w:spacing w:before="80" w:after="80"/>
-      </w:pPr>
-      <w:r>
-        <w:rPr>
-          <w:rFonts w:ascii="Calibri" w:hAnsi="Calibri"/>
-          <w:b/>
-          <w:color w:val="0F172A"/>
-          <w:sz w:val="20"/>
-        </w:rPr>
-        <w:t>🎙️ Lời Thoại Thuyết Trình (English Speech):</w:t>
-        <w:br/>
-      </w:r>
-      <w:r>
-        <w:rPr>
-          <w:rFonts w:ascii="Calibri" w:hAnsi="Calibri"/>
-          <w:color w:val="1E293B"/>
-          <w:sz w:val="20"/>
-        </w:rPr>
-        <w:t>"Since individual counterfactuals cannot be cloned, how do hospitals validate causal models? We construct statistical twin pairs—matching treated and control patients with identical baseline covariates. Using the C-for-benefit metric, our model achieves C = 0.6342, exceeding the international causal ML benchmark (0.60–0.65 is equivalent to ~0.80 AUC in classification). Finally, in Card 6, we provide clinicians with an Itemized TreeSHAP Push Receipt: SBP of 165 contributes +15.2%, Age 70 contributes +7.8%, and Baseline Drug contributes +3.4%, explaining the exact +26.4% recommendation. I now pass the presentation to Dung to reveal our 100,000 PACS radiology mining engine."</w:t>
-        <w:br/>
-        <w:br/>
-      </w:r>
-      <w:r>
-        <w:rPr>
-          <w:rFonts w:ascii="Calibri" w:hAnsi="Calibri"/>
-          <w:b/>
-          <w:color w:val="10B981"/>
-          <w:sz w:val="19"/>
-        </w:rPr>
-        <w:t>💡 Hướng Dẫn &amp; Gợi Ý Diễn Đạt (Vietnamese Note):</w:t>
-        <w:br/>
-      </w:r>
-      <w:r>
-        <w:rPr>
-          <w:rFonts w:ascii="Calibri" w:hAnsi="Calibri"/>
-          <w:color w:val="475569"/>
-          <w:sz w:val="19"/>
-        </w:rPr>
-        <w:t>Giải thích chỉ số C-for-benefit = 0.6342 là tiêu chuẩn vàng quốc tế (vì có nhiễu bắt cặp thống kê). Chỉ vào hóa đơn TreeSHAP minh bạch từng con số cho bác sĩ. Chuyển giao sang phần Dung.</w:t>
-      </w:r>
-    </w:p>
-    <w:p>
-      <w:pPr>
-        <w:spacing w:before="80" w:after="120"/>
-      </w:pPr>
-      <w:r>
-        <w:rPr>
-          <w:rFonts w:ascii="Calibri" w:hAnsi="Calibri"/>
-          <w:b/>
-          <w:color w:val="B45309"/>
-          <w:sz w:val="19"/>
-        </w:rPr>
-        <w:t>🏆 Hero Metric &amp; Math: C-for-benefit = 0.6342 (Hospital Gold Standard)  |  SHAP Push: +15.2% SBP + 7.8% Age = +26.4%</w:t>
-      </w:r>
-    </w:p>
-    <w:p>
-      <w:pPr>
-        <w:spacing w:before="240" w:after="80"/>
-      </w:pPr>
-      <w:r>
-        <w:rPr>
-          <w:rFonts w:ascii="Calibri" w:hAnsi="Calibri"/>
-          <w:b/>
-          <w:color w:val="0F172A"/>
-          <w:sz w:val="22"/>
-        </w:rPr>
-        <w:t>❓ BỘ CÂU HỎI PHẢN BIỆN DỰ KIẾN (PROFESSOR Q&amp;A DEFENSE)</w:t>
-      </w:r>
-    </w:p>
-    <w:tbl>
-      <w:tblPr>
-        <w:tblW w:type="auto" w:w="0"/>
-        <w:jc w:val="center"/>
-        <w:tblLook w:firstColumn="1" w:firstRow="1" w:lastColumn="0" w:lastRow="0" w:noHBand="0" w:noVBand="1" w:val="04A0"/>
-      </w:tblPr>
-      <w:tblGrid>
-        <w:gridCol w:w="9936"/>
-      </w:tblGrid>
-      <w:tr>
-        <w:tc>
-          <w:tcPr>
-            <w:tcW w:type="dxa" w:w="9936"/>
-            <w:shd w:fill="f8fafc"/>
+            <w:tcW w:type="dxa" w:w="9792"/>
+            <w:shd w:fill="EFF6FF"/>
             <w:tcMar>
               <w:top w:w="80" w:type="dxa"/>
               <w:bottom w:w="80" w:type="dxa"/>
-              <w:left w:w="140" w:type="dxa"/>
-              <w:right w:w="140" w:type="dxa"/>
+              <w:left w:w="120" w:type="dxa"/>
+              <w:right w:w="120" w:type="dxa"/>
             </w:tcMar>
           </w:tcPr>
           <w:p>
             <w:r>
               <w:rPr>
-                <w:rFonts w:ascii="Calibri" w:hAnsi="Calibri"/>
+                <w:rFonts w:ascii="Arial" w:hAnsi="Arial"/>
                 <w:b/>
-                <w:color w:val="B91C1C"/>
-                <w:sz w:val="19"/>
+                <w:color w:val="1E40AF"/>
+                <w:sz w:val="17"/>
               </w:rPr>
-              <w:t>Q: Tại sao C-for-benefit chỉ đạt 0.6342 mà nhóm lại khẳng định là đạt chuẩn Gold Standard?</w:t>
+              <w:t>🎯 Syllabus Focus &amp; Learning Objectives</w:t>
               <w:br/>
             </w:r>
             <w:r>
               <w:rPr>
-                <w:rFonts w:ascii="Calibri" w:hAnsi="Calibri"/>
-                <w:color w:val="0F172A"/>
+                <w:rFonts w:ascii="Arial" w:hAnsi="Arial"/>
+                <w:color w:val="1E293B"/>
                 <w:sz w:val="19"/>
               </w:rPr>
-              <w:t>👉 Trả lời nhanh: Trong Causal ML, chúng ta không bao giờ quan sát được thế giới song song trên cùng 1 người mà phải ghép cặp statistical twins. Độ nhiễu ngẫu nhiên giữa 2 người khác nhau giới hạn trần lý thuyết của C-for-benefit ở mức 0.60–0.65 (tương đương AUC 0.80–0.85 trong bài toán phân loại chuẩn).</w:t>
+              <w:t>1.10 Matched twin pairs evaluation, C-for-benefit calculation (benchmark 0.55–0.65), Shapley values, and TreeSHAP additive feature push receipts.</w:t>
             </w:r>
           </w:p>
         </w:tc>
       </w:tr>
-    </w:tbl>
-    <w:p/>
-    <w:tbl>
-      <w:tblPr>
-        <w:tblW w:type="auto" w:w="0"/>
-        <w:jc w:val="center"/>
-        <w:tblLook w:firstColumn="1" w:firstRow="1" w:lastColumn="0" w:lastRow="0" w:noHBand="0" w:noVBand="1" w:val="04A0"/>
-      </w:tblPr>
-      <w:tblGrid>
-        <w:gridCol w:w="9936"/>
-      </w:tblGrid>
       <w:tr>
         <w:tc>
           <w:tcPr>
-            <w:tcW w:type="dxa" w:w="9936"/>
-            <w:shd w:fill="f8fafc"/>
+            <w:tcW w:type="dxa" w:w="9792"/>
+            <w:shd w:fill="F8FAFC"/>
             <w:tcMar>
               <w:top w:w="80" w:type="dxa"/>
               <w:bottom w:w="80" w:type="dxa"/>
-              <w:left w:w="140" w:type="dxa"/>
-              <w:right w:w="140" w:type="dxa"/>
+              <w:left w:w="120" w:type="dxa"/>
+              <w:right w:w="120" w:type="dxa"/>
             </w:tcMar>
           </w:tcPr>
           <w:p>
             <w:r>
               <w:rPr>
-                <w:rFonts w:ascii="Calibri" w:hAnsi="Calibri"/>
+                <w:rFonts w:ascii="Arial" w:hAnsi="Arial"/>
                 <w:b/>
-                <w:color w:val="B91C1C"/>
-                <w:sz w:val="19"/>
+                <w:color w:val="0F172A"/>
+                <w:sz w:val="17"/>
               </w:rPr>
-              <w:t>Q: Khi nào thì S-Learner tốt hơn T-Learner?</w:t>
+              <w:t>👉 Screen &amp; UI Interactive Actions</w:t>
               <w:br/>
             </w:r>
             <w:r>
               <w:rPr>
-                <w:rFonts w:ascii="Calibri" w:hAnsi="Calibri"/>
-                <w:color w:val="0F172A"/>
+                <w:rFonts w:ascii="Arial" w:hAnsi="Arial"/>
+                <w:color w:val="1E293B"/>
                 <w:sz w:val="19"/>
               </w:rPr>
-              <w:t>👉 Trả lời nhanh: S-Learner chỉ tốt hơn khi tập dữ liệu cực kỳ nhỏ (dưới vài trăm mẫu) hoặc khi hiệu ứng can thiệp W gần như bằng 0. Trong dữ liệu y tế lớn và can thiệp mạnh, T-Learner luôn vượt trội.</w:t>
+              <w:t>1. Click Flow Step 3 'Twin Test &amp; SHAP'.</w:t>
+              <w:br/>
+              <w:t>2. Click '🎲 Resample Clinical Twin Pairs' -&gt; Shows batch concordance pairs.</w:t>
+              <w:br/>
+              <w:t>3. Card 5 displays validation C-for-benefit = 0.6342.</w:t>
+              <w:br/>
+              <w:t>4. Adjust SHAP sliders in Card 2 -&gt; Dynamic itemized push receipt in Card 6.</w:t>
+            </w:r>
+          </w:p>
+        </w:tc>
+      </w:tr>
+      <w:tr>
+        <w:tc>
+          <w:tcPr>
+            <w:tcW w:type="dxa" w:w="9792"/>
+            <w:shd w:fill="FFFFFF"/>
+            <w:tcMar>
+              <w:top w:w="80" w:type="dxa"/>
+              <w:bottom w:w="80" w:type="dxa"/>
+              <w:left w:w="120" w:type="dxa"/>
+              <w:right w:w="120" w:type="dxa"/>
+            </w:tcMar>
+          </w:tcPr>
+          <w:p>
+            <w:r>
+              <w:rPr>
+                <w:rFonts w:ascii="Arial" w:hAnsi="Arial"/>
+                <w:b/>
+                <w:color w:val="1E293B"/>
+                <w:sz w:val="17"/>
+              </w:rPr>
+              <w:t>🎙️ Complete Spoken Presentation Script</w:t>
+              <w:br/>
+            </w:r>
+            <w:r>
+              <w:rPr>
+                <w:rFonts w:ascii="Arial" w:hAnsi="Arial"/>
+                <w:color w:val="1E293B"/>
+                <w:sz w:val="19"/>
+              </w:rPr>
+              <w:t>"Because real patients cannot be cloned, we validate CATE models using statistical matched twin pairs—pairing treated and control patients with identical Age and SBP. As shown in Card 5, our model achieves a C-for-benefit of 0.6342, matching the internationally recognized gold standard (0.55–0.65 in causal machine learning).</w:t>
+              <w:br/>
+              <w:br/>
+              <w:t>Finally, we explain every recommendation using TreeSHAP: Baseline Drug Effect (+3.4%), SBP 165 push (+15.2%), and Age 62 push (+7.8%), summing to +26.4% Net Benefit. Doctors understand the exact clinical rationale behind every AI decision."</w:t>
+            </w:r>
+          </w:p>
+        </w:tc>
+      </w:tr>
+      <w:tr>
+        <w:tc>
+          <w:tcPr>
+            <w:tcW w:type="dxa" w:w="9792"/>
+            <w:shd w:fill="F1F5F9"/>
+            <w:tcMar>
+              <w:top w:w="80" w:type="dxa"/>
+              <w:bottom w:w="80" w:type="dxa"/>
+              <w:left w:w="120" w:type="dxa"/>
+              <w:right w:w="120" w:type="dxa"/>
+            </w:tcMar>
+          </w:tcPr>
+          <w:p>
+            <w:r>
+              <w:rPr>
+                <w:rFonts w:ascii="Arial" w:hAnsi="Arial"/>
+                <w:b/>
+                <w:color w:val="0F766E"/>
+                <w:sz w:val="17"/>
+              </w:rPr>
+              <w:t>📐 Dynamic Mathematical Formula &amp; Logic</w:t>
+              <w:br/>
+            </w:r>
+            <w:r>
+              <w:rPr>
+                <w:rFonts w:ascii="Arial" w:hAnsi="Arial"/>
+                <w:color w:val="1E293B"/>
+                <w:sz w:val="19"/>
+              </w:rPr>
+              <w:t>C-for-benefit = (Concordant + 0.5·Ties) / Permissible = 0.6342</w:t>
+              <w:br/>
+              <w:t>TreeSHAP: CATE(X) = φ_0 + φ_SBP + φ_Age + φ_BMI = 3.4% + 15.2% + 7.8% = +26.4%</w:t>
+            </w:r>
+          </w:p>
+        </w:tc>
+      </w:tr>
+      <w:tr>
+        <w:tc>
+          <w:tcPr>
+            <w:tcW w:type="dxa" w:w="9792"/>
+            <w:shd w:fill="F0FDF4"/>
+            <w:tcMar>
+              <w:top w:w="80" w:type="dxa"/>
+              <w:bottom w:w="80" w:type="dxa"/>
+              <w:left w:w="120" w:type="dxa"/>
+              <w:right w:w="120" w:type="dxa"/>
+            </w:tcMar>
+          </w:tcPr>
+          <w:p>
+            <w:r>
+              <w:rPr>
+                <w:rFonts w:ascii="Arial" w:hAnsi="Arial"/>
+                <w:b/>
+                <w:color w:val="166534"/>
+                <w:sz w:val="17"/>
+              </w:rPr>
+              <w:t>📊 Key Deliverables &amp; Validation Metrics</w:t>
+              <w:br/>
+            </w:r>
+            <w:r>
+              <w:rPr>
+                <w:rFonts w:ascii="Arial" w:hAnsi="Arial"/>
+                <w:color w:val="1E293B"/>
+                <w:sz w:val="19"/>
+              </w:rPr>
+              <w:t>• Model Discrimination: C-for-benefit = 0.6342 (Hospital Gold Standard)</w:t>
+              <w:br/>
+              <w:t>• Explainability: 100% itemized feature push attribution.</w:t>
             </w:r>
           </w:p>
         </w:tc>
@@ -581,7 +762,7 @@
     <w:p/>
     <w:sectPr>
       <w:pgSz w:w="12240" w:h="15840"/>
-      <w:pgMar w:top="1152" w:right="1152" w:bottom="1152" w:left="1152" w:header="720" w:footer="720" w:gutter="0"/>
+      <w:pgMar w:top="1152" w:right="1224" w:bottom="1152" w:left="1224" w:header="720" w:footer="720" w:gutter="0"/>
       <w:cols w:space="720"/>
       <w:docGrid w:linePitch="360"/>
     </w:sectPr>

--- a/PRESENTATION_GUIDE_HIEU.docx
+++ b/PRESENTATION_GUIDE_HIEU.docx
@@ -193,7 +193,7 @@
                 <w:color w:val="1E293B"/>
                 <w:sz w:val="19"/>
               </w:rPr>
-              <w:t>1.8 Conditional Average Treatment Effect (CATE) definition, baseline risk profiling from Age, SBP, BMI, and personalized net benefit.</w:t>
+              <w:t>1.8 Personalized Treatment Effect (CATE): Predicting the exact risk drop for each specific person based on Age, Blood Pressure, and BMI.</w:t>
             </w:r>
           </w:p>
         </w:tc>
@@ -229,11 +229,11 @@
               </w:rPr>
               <w:t>1. Click tab 'Hiếu' · Flow Step 1 'Individual CATE' is active.</w:t>
               <w:br/>
-              <w:t>2. Click preset 'Alex (Young)' -&gt; CATE = +2.0%.</w:t>
+              <w:t>2. Click preset 'Grandpa An (70y, 165 mmHg)' -&gt; CATE = +31.0% (56.3% drops to 25.3%).</w:t>
               <w:br/>
-              <w:t>3. Click preset 'Grandpa An (Patient 62y)' -&gt; CATE = +26.4%.</w:t>
+              <w:t>3. Click preset 'Alex (Young, 35y, 118 mmHg)' -&gt; CATE = +5.9% (10.8% drops to 4.9%).</w:t>
               <w:br/>
-              <w:t>4. Show Card 6 risk bars: 48.2% untreated drops to 21.8% treated.</w:t>
+              <w:t>4. Show Card 6 risk bars and green prescription recommendation badge.</w:t>
             </w:r>
           </w:p>
         </w:tc>
@@ -267,7 +267,13 @@
                 <w:color w:val="1E293B"/>
                 <w:sz w:val="19"/>
               </w:rPr>
-              <w:t>"Thank you Khương. Machine learning estimates each patient's individual benefit by conditioning on their biological features X = {Age, SBP, BMI}. For Alex (Age 35, SBP 118), his untreated risk is only 5.4%, reducing to 3.4% with the drug—a minor +2.0% benefit where medication is unnecessary. But for Grandpa An (Age 62, SBP 165, BMI 31), his untreated risk of 48.2% plummets to 21.8%—a massive +26.4% Net Benefit. Precision AI allows us to target treatments where they matter most."</w:t>
+              <w:t>"Thank you, Khương! Khương just showed that the clinical trial gave an average benefit of +14%. But in real medicine, one size does NOT fit all. Prescribing the same pill to everyone is like giving every patient the same shoe size.</w:t>
+              <w:br/>
+              <w:br/>
+              <w:t>My job with CATE is simple: calculate the exact risk drop for each specific person. Look at Grandpa An (70 years old, high blood pressure 165): Without medicine, his stroke risk is 56.3%. With medicine, it drops to 25.3%. That is a massive +31.0% life-saving benefit—we prescribe the drug immediately!</w:t>
+              <w:br/>
+              <w:br/>
+              <w:t>Now look at young Alex (35 years old, normal BP): His risk only drops from 10.8% to 4.9% (a tiny +5.9% gain). He should focus on healthy diet and exercise instead of taking unnecessary pills."</w:t>
             </w:r>
           </w:p>
         </w:tc>
@@ -301,11 +307,11 @@
                 <w:color w:val="1E293B"/>
                 <w:sz w:val="19"/>
               </w:rPr>
-              <w:t>CATE(X) = E[Y(0) - Y(1) | X] = μ_0(X) - μ_1(X)</w:t>
+              <w:t>Personalized Benefit = Risk Without Drug - Risk With Drug</w:t>
               <w:br/>
-              <w:t>Grandpa An CATE: 48.2% - 21.8% = +26.4% Net Benefit</w:t>
+              <w:t>Grandpa An CATE: 56.3% - 25.3% = +31.0% Net Benefit (High Priority)</w:t>
               <w:br/>
-              <w:t>Alex CATE: 5.4% - 3.4% = +2.0% Benefit</w:t>
+              <w:t>Alex CATE: 10.8% - 4.9% = +5.9% Benefit (Lifestyle Modification)</w:t>
             </w:r>
           </w:p>
         </w:tc>
@@ -339,9 +345,9 @@
                 <w:color w:val="1E293B"/>
                 <w:sz w:val="19"/>
               </w:rPr>
-              <w:t>• Personalized Stratification: Grandpa An (+26.4%) vs Alex (+2.0%)</w:t>
+              <w:t>• Clear Patient Contrast: Grandpa An (+31.0%) vs Alex (+5.9%)</w:t>
               <w:br/>
-              <w:t>• Actionable Guidance: Immediate prescription recommended for CATE &gt; 15%.</w:t>
+              <w:t>• Clinical Rule: Prescribe immediately if CATE &gt; 15.0%.</w:t>
             </w:r>
           </w:p>
         </w:tc>
@@ -356,7 +362,7 @@
           <w:color w:val="059669"/>
           <w:sz w:val="24"/>
         </w:rPr>
-        <w:t>📌 Chapter 2: Architecture Battle: T-Learner vs S-Learner Trap (Week 1, V8–9) (1.5 mins)</w:t>
+        <w:t>📌 Chapter 2: The 2-Doctor Architecture: T-Learner vs S-Learner Trap (Week 1, V8–9) (1.5 mins)</w:t>
       </w:r>
     </w:p>
     <w:tbl>
@@ -398,7 +404,7 @@
                 <w:color w:val="1E293B"/>
                 <w:sz w:val="19"/>
               </w:rPr>
-              <w:t>1.9 T-Learner (two specialized models) vs S-Learner (single model), and the mathematical trap of Regularization Shrinkage Bias.</w:t>
+              <w:t>1.9 Why T-Learner (2 specialized trees) beats S-Learner (1 tree that forgets the medicine due to shrinkage bias).</w:t>
             </w:r>
           </w:p>
         </w:tc>
@@ -434,11 +440,11 @@
               </w:rPr>
               <w:t>1. Click Flow Step 2 'T vs S Learner'.</w:t>
               <w:br/>
-              <w:t>2. Click '🌲 S-Learner (Shrinkage)' button -&gt; Show estimated benefit drops to +15.2%.</w:t>
+              <w:t>2. Click '🌲 S-Learner (Shrinkage)' button -&gt; Show estimated benefit shrinks down to +18.0%.</w:t>
               <w:br/>
-              <w:t>3. Click '🌲🌲 T-Learner (2 Doctors)' button -&gt; Restores true unbiased +26.4% benefit.</w:t>
+              <w:t>3. Click '🌲🌲 T-Learner (2 Doctors)' button -&gt; Restores the true, 100% unbiased +31.0% benefit.</w:t>
               <w:br/>
-              <w:t>4. Adjust tree depth slider to demonstrate shrinkage severity.</w:t>
+              <w:t>4. Show the 2-Doctor diagram in Card 6.</w:t>
             </w:r>
           </w:p>
         </w:tc>
@@ -472,10 +478,13 @@
                 <w:color w:val="1E293B"/>
                 <w:sz w:val="19"/>
               </w:rPr>
-              <w:t>"How should we structure the causal model? An S-Learner feeds treatment W as an extra feature into one large decision tree. However, because features like SBP and Age have high variance, regularized tree algorithms split on continuous features first and penalize the binary treatment variable. Grandpa An's benefit artificially collapses from +26.4% down to +15.2% due to Regularization Shrinkage Bias.</w:t>
+              <w:t>"How do we train our AI to calculate this personalized benefit? There are two ways:</w:t>
               <w:br/>
               <w:br/>
-              <w:t>To eliminate this trap, we implement a T-Learner: two completely independent models—μ_1(X) trained only on treated patients, and μ_0(X) trained on control patients. Subtracting their predictions captures 100% of treatment interactions without shrinkage bias."</w:t>
+              <w:t>First, the S-Learner (Single Tree — 1 Doctor): It puts all patient features AND the medicine into 1 big decision tree. But because Age and Blood Pressure are huge numbers, the tree spends all its splits on age and 'forgets' about the medicine. The benefit artificially shrinks from +31.0% down to +18.0%—this is the Tree Shrinkage Trap!</w:t>
+              <w:br/>
+              <w:br/>
+              <w:t>To solve this, we built the T-Learner (Two Trees — 2 Doctors): Doctor 1 learns only from treated patients. Doctor 2 learns only from untreated patients. We simply subtract their predictions: 56.3% minus 25.3% equals the true, 100% unbiased +31.0% benefit!"</w:t>
             </w:r>
           </w:p>
         </w:tc>
@@ -509,9 +518,9 @@
                 <w:color w:val="1E293B"/>
                 <w:sz w:val="19"/>
               </w:rPr>
-              <w:t>T-Learner: CATE_T(X) = μ_0(X) - μ_1(X)  [Unbiased]</w:t>
+              <w:t>T-Learner (2 Doctors): CATE_T(X) = μ_0(X) - μ_1(X) = 56.3% - 25.3% = +31.0% [Unbiased]</w:t>
               <w:br/>
-              <w:t>S-Learner: CATE_S(X) = μ(X, 0) - μ(X, 1)  [Shrunk by -11.2%]</w:t>
+              <w:t>S-Learner (1 Doctor): CATE_S(X) = +18.0% [Shrunk by -13.0% due to Regularization]</w:t>
             </w:r>
           </w:p>
         </w:tc>
@@ -545,9 +554,9 @@
                 <w:color w:val="1E293B"/>
                 <w:sz w:val="19"/>
               </w:rPr>
-              <w:t>• Shrinkage Bias Penalty: -11.2% in S-Learner</w:t>
+              <w:t>• Shrinkage Bias: S-Learner loses -13.0% of true benefit</w:t>
               <w:br/>
-              <w:t>• T-Learner Recovery: Full +26.4% true treatment effect restored.</w:t>
+              <w:t>• T-Learner Fix: 2 independent trees capture 100% of treatment impact.</w:t>
             </w:r>
           </w:p>
         </w:tc>
@@ -562,7 +571,7 @@
           <w:color w:val="059669"/>
           <w:sz w:val="24"/>
         </w:rPr>
-        <w:t>📌 Chapter 3: Matched Pairs Validation &amp; TreeSHAP Receipts (Week 1, V10–12 &amp; Week 3, V4–6) (1.5 mins)</w:t>
+        <w:t>📌 Chapter 3: Testing with Clinical Twins &amp; The Itemized AI Receipt (Week 1, V10–12 &amp; Week 3, V4–6) (1.5 mins)</w:t>
       </w:r>
     </w:p>
     <w:tbl>
@@ -604,7 +613,7 @@
                 <w:color w:val="1E293B"/>
                 <w:sz w:val="19"/>
               </w:rPr>
-              <w:t>1.10 Matched twin pairs evaluation, C-for-benefit calculation (benchmark 0.55–0.65), Shapley values, and TreeSHAP additive feature push receipts.</w:t>
+              <w:t>1.10 Matched twin pairs validation (C-for-benefit = 0.6342) and TreeSHAP itemized feature receipts for doctors.</w:t>
             </w:r>
           </w:p>
         </w:tc>
@@ -640,11 +649,11 @@
               </w:rPr>
               <w:t>1. Click Flow Step 3 'Twin Test &amp; SHAP'.</w:t>
               <w:br/>
-              <w:t>2. Click '🎲 Resample Clinical Twin Pairs' -&gt; Shows batch concordance pairs.</w:t>
+              <w:t>2. Click '🎲 Resample Clinical Twin Pairs' -&gt; Shows matching patient pairs.</w:t>
               <w:br/>
-              <w:t>3. Card 5 displays validation C-for-benefit = 0.6342.</w:t>
+              <w:t>3. Card 5 displays validation score C-for-benefit = 0.6342 (Hospital Gold Standard: 0.55–0.65).</w:t>
               <w:br/>
-              <w:t>4. Adjust SHAP sliders in Card 2 -&gt; Dynamic itemized push receipt in Card 6.</w:t>
+              <w:t>4. Move SHAP sliders in Card 2 -&gt; Dynamic itemized push receipt in Card 6.</w:t>
             </w:r>
           </w:p>
         </w:tc>
@@ -678,10 +687,13 @@
                 <w:color w:val="1E293B"/>
                 <w:sz w:val="19"/>
               </w:rPr>
-              <w:t>"Because real patients cannot be cloned, we validate CATE models using statistical matched twin pairs—pairing treated and control patients with identical Age and SBP. As shown in Card 5, our model achieves a C-for-benefit of 0.6342, matching the internationally recognized gold standard (0.55–0.65 in causal machine learning).</w:t>
+              <w:t>"To prove this works in a hospital, we need two things: Testing and Trust.</w:t>
               <w:br/>
               <w:br/>
-              <w:t>Finally, we explain every recommendation using TreeSHAP: Baseline Drug Effect (+3.4%), SBP 165 push (+15.2%), and Age 62 push (+7.8%), summing to +26.4% Net Benefit. Doctors understand the exact clinical rationale behind every AI decision."</w:t>
+              <w:t>First, Testing with Clinical Twins: Since we cannot test both worlds on the same patient in real life, we find 'Clinical Twins'—pairs of patients with matching age and blood pressure, where one took the drug and one did not. Our C-for-benefit score is 0.6342, landing right inside the international hospital gold-standard benchmark of 0.55 to 0.65.</w:t>
+              <w:br/>
+              <w:br/>
+              <w:t>Second, Building Trust with Doctors: Doctors will never trust a black-box AI. TreeSHAP gives the doctor an itemized bill showing exactly how the benefit was calculated: Base Drug (+3.4%) + High Blood Pressure bonus (+15.2%) + Elderly Age bonus (+7.8%) = +26.4% total gain. The doctor sees exactly WHY the patient gets the drug!"</w:t>
             </w:r>
           </w:p>
         </w:tc>
@@ -715,9 +727,9 @@
                 <w:color w:val="1E293B"/>
                 <w:sz w:val="19"/>
               </w:rPr>
-              <w:t>C-for-benefit = (Concordant + 0.5·Ties) / Permissible = 0.6342</w:t>
+              <w:t>Validation Metric: C-for-benefit = 0.6342 (Hospital Benchmark: 0.55 - 0.65)</w:t>
               <w:br/>
-              <w:t>TreeSHAP: CATE(X) = φ_0 + φ_SBP + φ_Age + φ_BMI = 3.4% + 15.2% + 7.8% = +26.4%</w:t>
+              <w:t>TreeSHAP Receipt: Total CATE = Base Drug (+3.4%) + SBP (+15.2%) + Age (+7.8%) = +26.4%</w:t>
             </w:r>
           </w:p>
         </w:tc>
@@ -751,9 +763,9 @@
                 <w:color w:val="1E293B"/>
                 <w:sz w:val="19"/>
               </w:rPr>
-              <w:t>• Model Discrimination: C-for-benefit = 0.6342 (Hospital Gold Standard)</w:t>
+              <w:t>• Real Hospital Testing: C-for-benefit = 0.6342 validates genuine treatment ranking</w:t>
               <w:br/>
-              <w:t>• Explainability: 100% itemized feature push attribution.</w:t>
+              <w:t>• Zero Black-Box: 100% itemized feature attribution for clinical confidence.</w:t>
             </w:r>
           </w:p>
         </w:tc>

--- a/PRESENTATION_GUIDE_HIEU.docx
+++ b/PRESENTATION_GUIDE_HIEU.docx
@@ -307,11 +307,11 @@
                 <w:color w:val="1E293B"/>
                 <w:sz w:val="19"/>
               </w:rPr>
-              <w:t>Personalized Benefit = Risk Without Drug - Risk With Drug</w:t>
+              <w:t>1. Untreated Risk: μ_0(X) = P(Y=1 | W=0, X) = 56.3% (Baseline Risk from Age, SBP, BMI)</w:t>
               <w:br/>
-              <w:t>Grandpa An CATE: 56.3% - 25.3% = +31.0% Net Benefit (High Priority)</w:t>
+              <w:t>2. Treated Risk: μ_1(X) = P(Y=1 | W=1, X) = μ_0(X) × 0.45 = 25.3% (Risk with Medication)</w:t>
               <w:br/>
-              <w:t>Alex CATE: 10.8% - 4.9% = +5.9% Benefit (Lifestyle Modification)</w:t>
+              <w:t>3. Personalized Benefit: CATE(X) = μ_0(X) - μ_1(X) = 56.3% - 25.3% = +31.0% Net Benefit</w:t>
             </w:r>
           </w:p>
         </w:tc>
